--- a/documents/blue-aqua-textile.docx
+++ b/documents/blue-aqua-textile.docx
@@ -1,6 +1,6 @@
 
 <file path=word/document.xml><?xml version="1.0" encoding="utf-8"?>
-<w:document xmlns:wpc="http://schemas.microsoft.com/office/word/2010/wordprocessingCanvas" xmlns:mc="http://schemas.openxmlformats.org/markup-compatibility/2006" xmlns:o="urn:schemas-microsoft-com:office:office" xmlns:r="http://schemas.openxmlformats.org/officeDocument/2006/relationships" xmlns:m="http://schemas.openxmlformats.org/officeDocument/2006/math" xmlns:v="urn:schemas-microsoft-com:vml" xmlns:wp14="http://schemas.microsoft.com/office/word/2010/wordprocessingDrawing" xmlns:wp="http://schemas.openxmlformats.org/drawingml/2006/wordprocessingDrawing" xmlns:w10="urn:schemas-microsoft-com:office:word" xmlns:w="http://schemas.openxmlformats.org/wordprocessingml/2006/main" xmlns:w14="http://schemas.microsoft.com/office/word/2010/wordml" xmlns:w15="http://schemas.microsoft.com/office/word/2012/wordml" xmlns:wpg="http://schemas.microsoft.com/office/word/2010/wordprocessingGroup" xmlns:wpi="http://schemas.microsoft.com/office/word/2010/wordprocessingInk" xmlns:wne="http://schemas.microsoft.com/office/word/2006/wordml" xmlns:wps="http://schemas.microsoft.com/office/word/2010/wordprocessingShape" mc:Ignorable="w14 w15 wp14">
+<w:document xmlns:wpc="http://schemas.microsoft.com/office/word/2010/wordprocessingCanvas" xmlns:cx="http://schemas.microsoft.com/office/drawing/2014/chartex" xmlns:cx1="http://schemas.microsoft.com/office/drawing/2015/9/8/chartex" xmlns:cx2="http://schemas.microsoft.com/office/drawing/2015/10/21/chartex" xmlns:cx3="http://schemas.microsoft.com/office/drawing/2016/5/9/chartex" xmlns:cx4="http://schemas.microsoft.com/office/drawing/2016/5/10/chartex" xmlns:cx5="http://schemas.microsoft.com/office/drawing/2016/5/11/chartex" xmlns:cx6="http://schemas.microsoft.com/office/drawing/2016/5/12/chartex" xmlns:cx7="http://schemas.microsoft.com/office/drawing/2016/5/13/chartex" xmlns:cx8="http://schemas.microsoft.com/office/drawing/2016/5/14/chartex" xmlns:mc="http://schemas.openxmlformats.org/markup-compatibility/2006" xmlns:aink="http://schemas.microsoft.com/office/drawing/2016/ink" xmlns:am3d="http://schemas.microsoft.com/office/drawing/2017/model3d" xmlns:o="urn:schemas-microsoft-com:office:office" xmlns:r="http://schemas.openxmlformats.org/officeDocument/2006/relationships" xmlns:m="http://schemas.openxmlformats.org/officeDocument/2006/math" xmlns:v="urn:schemas-microsoft-com:vml" xmlns:wp14="http://schemas.microsoft.com/office/word/2010/wordprocessingDrawing" xmlns:wp="http://schemas.openxmlformats.org/drawingml/2006/wordprocessingDrawing" xmlns:w10="urn:schemas-microsoft-com:office:word" xmlns:w="http://schemas.openxmlformats.org/wordprocessingml/2006/main" xmlns:w14="http://schemas.microsoft.com/office/word/2010/wordml" xmlns:w15="http://schemas.microsoft.com/office/word/2012/wordml" xmlns:w16cex="http://schemas.microsoft.com/office/word/2018/wordml/cex" xmlns:w16cid="http://schemas.microsoft.com/office/word/2016/wordml/cid" xmlns:w16="http://schemas.microsoft.com/office/word/2018/wordml" xmlns:w16sdtdh="http://schemas.microsoft.com/office/word/2020/wordml/sdtdatahash" xmlns:w16se="http://schemas.microsoft.com/office/word/2015/wordml/symex" xmlns:wpg="http://schemas.microsoft.com/office/word/2010/wordprocessingGroup" xmlns:wpi="http://schemas.microsoft.com/office/word/2010/wordprocessingInk" xmlns:wne="http://schemas.microsoft.com/office/word/2006/wordml" xmlns:wps="http://schemas.microsoft.com/office/word/2010/wordprocessingShape" mc:Ignorable="w14 w15 w16se w16cid w16 w16cex w16sdtdh wp14">
   <w:body>
     <w:p>
       <w:r>
@@ -497,7 +497,14 @@
                 <w:bCs/>
                 <w:lang w:eastAsia="zh-CN"/>
               </w:rPr>
-              <w:t>1100</w:t>
+              <w:t>11</w:t>
+            </w:r>
+            <w:r>
+              <w:rPr>
+                <w:bCs/>
+                <w:lang w:eastAsia="zh-CN"/>
+              </w:rPr>
+              <w:t>50</w:t>
             </w:r>
           </w:p>
         </w:tc>
@@ -710,14 +717,14 @@
                 <w:bCs/>
                 <w:lang w:eastAsia="zh-CN"/>
               </w:rPr>
-              <w:t>62</w:t>
-            </w:r>
-            <w:r>
-              <w:rPr>
-                <w:bCs/>
-                <w:lang w:eastAsia="zh-CN"/>
-              </w:rPr>
-              <w:t>0</w:t>
+              <w:t>6</w:t>
+            </w:r>
+            <w:r>
+              <w:rPr>
+                <w:bCs/>
+                <w:lang w:eastAsia="zh-CN"/>
+              </w:rPr>
+              <w:t>50</w:t>
             </w:r>
           </w:p>
         </w:tc>
@@ -739,21 +746,7 @@
                 <w:bCs/>
                 <w:lang w:eastAsia="zh-CN"/>
               </w:rPr>
-              <w:t>7</w:t>
-            </w:r>
-            <w:r>
-              <w:rPr>
-                <w:bCs/>
-                <w:lang w:eastAsia="zh-CN"/>
-              </w:rPr>
-              <w:t>7</w:t>
-            </w:r>
-            <w:r>
-              <w:rPr>
-                <w:bCs/>
-                <w:lang w:eastAsia="zh-CN"/>
-              </w:rPr>
-              <w:t>0</w:t>
+              <w:t>800</w:t>
             </w:r>
           </w:p>
         </w:tc>
@@ -817,21 +810,7 @@
                 <w:bCs/>
                 <w:lang w:eastAsia="zh-CN"/>
               </w:rPr>
-              <w:t>7</w:t>
-            </w:r>
-            <w:r>
-              <w:rPr>
-                <w:bCs/>
-                <w:lang w:eastAsia="zh-CN"/>
-              </w:rPr>
-              <w:t>7</w:t>
-            </w:r>
-            <w:r>
-              <w:rPr>
-                <w:bCs/>
-                <w:lang w:eastAsia="zh-CN"/>
-              </w:rPr>
-              <w:t>0</w:t>
+              <w:t>850</w:t>
             </w:r>
           </w:p>
         </w:tc>
@@ -851,23 +830,9 @@
             <w:r>
               <w:rPr>
                 <w:bCs/>
-                <w:lang w:val="en-US" w:eastAsia="zh-CN"/>
-              </w:rPr>
-              <w:t>9</w:t>
-            </w:r>
-            <w:r>
-              <w:rPr>
-                <w:bCs/>
-                <w:lang w:eastAsia="zh-CN"/>
-              </w:rPr>
-              <w:t>9</w:t>
-            </w:r>
-            <w:r>
-              <w:rPr>
-                <w:bCs/>
-                <w:lang w:eastAsia="zh-CN"/>
-              </w:rPr>
-              <w:t>0</w:t>
+                <w:lang w:eastAsia="zh-CN"/>
+              </w:rPr>
+              <w:t>1020</w:t>
             </w:r>
           </w:p>
         </w:tc>
@@ -1024,14 +989,14 @@
                 <w:bCs/>
                 <w:lang w:eastAsia="zh-CN"/>
               </w:rPr>
-              <w:t>63</w:t>
-            </w:r>
-            <w:r>
-              <w:rPr>
-                <w:bCs/>
-                <w:lang w:eastAsia="zh-CN"/>
-              </w:rPr>
-              <w:t>0</w:t>
+              <w:t>6</w:t>
+            </w:r>
+            <w:r>
+              <w:rPr>
+                <w:bCs/>
+                <w:lang w:eastAsia="zh-CN"/>
+              </w:rPr>
+              <w:t>50</w:t>
             </w:r>
           </w:p>
         </w:tc>
@@ -1053,21 +1018,7 @@
                 <w:bCs/>
                 <w:lang w:eastAsia="zh-CN"/>
               </w:rPr>
-              <w:t>7</w:t>
-            </w:r>
-            <w:r>
-              <w:rPr>
-                <w:bCs/>
-                <w:lang w:eastAsia="zh-CN"/>
-              </w:rPr>
-              <w:t>7</w:t>
-            </w:r>
-            <w:r>
-              <w:rPr>
-                <w:bCs/>
-                <w:lang w:eastAsia="zh-CN"/>
-              </w:rPr>
-              <w:t>0</w:t>
+              <w:t>800</w:t>
             </w:r>
           </w:p>
         </w:tc>
@@ -2001,14 +1952,14 @@
                 <w:bCs/>
                 <w:lang w:eastAsia="zh-CN"/>
               </w:rPr>
-              <w:t>62</w:t>
-            </w:r>
-            <w:r>
-              <w:rPr>
-                <w:bCs/>
-                <w:lang w:eastAsia="zh-CN"/>
-              </w:rPr>
-              <w:t>0</w:t>
+              <w:t>6</w:t>
+            </w:r>
+            <w:r>
+              <w:rPr>
+                <w:bCs/>
+                <w:lang w:eastAsia="zh-CN"/>
+              </w:rPr>
+              <w:t>50</w:t>
             </w:r>
           </w:p>
         </w:tc>
@@ -2030,21 +1981,7 @@
                 <w:bCs/>
                 <w:lang w:eastAsia="zh-CN"/>
               </w:rPr>
-              <w:t>7</w:t>
-            </w:r>
-            <w:r>
-              <w:rPr>
-                <w:bCs/>
-                <w:lang w:eastAsia="zh-CN"/>
-              </w:rPr>
-              <w:t>8</w:t>
-            </w:r>
-            <w:r>
-              <w:rPr>
-                <w:bCs/>
-                <w:lang w:eastAsia="zh-CN"/>
-              </w:rPr>
-              <w:t>0</w:t>
+              <w:t>800</w:t>
             </w:r>
           </w:p>
         </w:tc>
@@ -2252,21 +2189,7 @@
                 <w:bCs/>
                 <w:lang w:eastAsia="zh-CN"/>
               </w:rPr>
-              <w:t>8</w:t>
-            </w:r>
-            <w:r>
-              <w:rPr>
-                <w:bCs/>
-                <w:lang w:eastAsia="zh-CN"/>
-              </w:rPr>
-              <w:t>5</w:t>
-            </w:r>
-            <w:r>
-              <w:rPr>
-                <w:bCs/>
-                <w:lang w:eastAsia="zh-CN"/>
-              </w:rPr>
-              <w:t>0</w:t>
+              <w:t>900</w:t>
             </w:r>
           </w:p>
         </w:tc>
@@ -2373,14 +2296,14 @@
                 <w:bCs/>
                 <w:lang w:eastAsia="zh-CN"/>
               </w:rPr>
-              <w:t>40</w:t>
-            </w:r>
-            <w:r>
-              <w:rPr>
-                <w:bCs/>
-                <w:lang w:eastAsia="zh-CN"/>
-              </w:rPr>
-              <w:t>0</w:t>
+              <w:t>4</w:t>
+            </w:r>
+            <w:r>
+              <w:rPr>
+                <w:bCs/>
+                <w:lang w:eastAsia="zh-CN"/>
+              </w:rPr>
+              <w:t>50</w:t>
             </w:r>
           </w:p>
         </w:tc>
@@ -2409,14 +2332,7 @@
                 <w:bCs/>
                 <w:lang w:eastAsia="zh-CN"/>
               </w:rPr>
-              <w:t>65</w:t>
-            </w:r>
-            <w:r>
-              <w:rPr>
-                <w:bCs/>
-                <w:lang w:eastAsia="zh-CN"/>
-              </w:rPr>
-              <w:t>0</w:t>
+              <w:t>700</w:t>
             </w:r>
           </w:p>
         </w:tc>
@@ -2504,21 +2420,7 @@
                 <w:bCs/>
                 <w:lang w:eastAsia="zh-CN"/>
               </w:rPr>
-              <w:t>7</w:t>
-            </w:r>
-            <w:r>
-              <w:rPr>
-                <w:bCs/>
-                <w:lang w:eastAsia="zh-CN"/>
-              </w:rPr>
-              <w:t>5</w:t>
-            </w:r>
-            <w:r>
-              <w:rPr>
-                <w:bCs/>
-                <w:lang w:eastAsia="zh-CN"/>
-              </w:rPr>
-              <w:t>0</w:t>
+              <w:t>800</w:t>
             </w:r>
           </w:p>
         </w:tc>
@@ -3056,21 +2958,7 @@
                 <w:bCs/>
                 <w:lang w:eastAsia="zh-CN"/>
               </w:rPr>
-              <w:t>8</w:t>
-            </w:r>
-            <w:r>
-              <w:rPr>
-                <w:bCs/>
-                <w:lang w:val="en-US" w:eastAsia="zh-CN"/>
-              </w:rPr>
-              <w:t>5</w:t>
-            </w:r>
-            <w:r>
-              <w:rPr>
-                <w:bCs/>
-                <w:lang w:eastAsia="zh-CN"/>
-              </w:rPr>
-              <w:t>0</w:t>
+              <w:t>900</w:t>
             </w:r>
           </w:p>
         </w:tc>
@@ -3176,14 +3064,7 @@
                 <w:bCs/>
                 <w:lang w:eastAsia="zh-CN"/>
               </w:rPr>
-              <w:t>10</w:t>
-            </w:r>
-            <w:r>
-              <w:rPr>
-                <w:bCs/>
-                <w:lang w:eastAsia="zh-CN"/>
-              </w:rPr>
-              <w:t>00</w:t>
+              <w:t>950</w:t>
             </w:r>
           </w:p>
         </w:tc>
@@ -4344,32 +4225,17 @@
           <w:p>
             <w:pPr>
               <w:suppressAutoHyphens/>
-              <w:jc w:val="center"/>
-              <w:rPr>
-                <w:bCs/>
-                <w:lang w:eastAsia="zh-CN"/>
-              </w:rPr>
-            </w:pPr>
-            <w:r>
-              <w:rPr>
-                <w:bCs/>
-                <w:lang w:eastAsia="zh-CN"/>
-              </w:rPr>
-              <w:t>9</w:t>
-            </w:r>
-            <w:r>
-              <w:rPr>
-                <w:bCs/>
-                <w:lang w:eastAsia="zh-CN"/>
-              </w:rPr>
-              <w:t>5</w:t>
-            </w:r>
-            <w:r>
-              <w:rPr>
-                <w:bCs/>
-                <w:lang w:eastAsia="zh-CN"/>
-              </w:rPr>
-              <w:t>0</w:t>
+              <w:rPr>
+                <w:bCs/>
+                <w:lang w:eastAsia="zh-CN"/>
+              </w:rPr>
+            </w:pPr>
+            <w:r>
+              <w:rPr>
+                <w:bCs/>
+                <w:lang w:eastAsia="zh-CN"/>
+              </w:rPr>
+              <w:t xml:space="preserve">        1200</w:t>
             </w:r>
           </w:p>
         </w:tc>
@@ -4398,14 +4264,7 @@
                 <w:bCs/>
                 <w:lang w:eastAsia="zh-CN"/>
               </w:rPr>
-              <w:t>2</w:t>
-            </w:r>
-            <w:r>
-              <w:rPr>
-                <w:bCs/>
-                <w:lang w:eastAsia="zh-CN"/>
-              </w:rPr>
-              <w:t>00</w:t>
+              <w:t>400</w:t>
             </w:r>
           </w:p>
         </w:tc>
@@ -4807,14 +4666,12 @@
                 <w:lang w:eastAsia="zh-CN"/>
               </w:rPr>
             </w:pPr>
-            <w:proofErr w:type="gramStart"/>
             <w:r>
               <w:rPr>
                 <w:lang w:eastAsia="zh-CN"/>
               </w:rPr>
               <w:t>Платье</w:t>
             </w:r>
-            <w:proofErr w:type="gramEnd"/>
             <w:r>
               <w:rPr>
                 <w:lang w:eastAsia="zh-CN"/>
@@ -4968,14 +4825,7 @@
                 <w:bCs/>
                 <w:lang w:eastAsia="zh-CN"/>
               </w:rPr>
-              <w:t>5</w:t>
-            </w:r>
-            <w:r>
-              <w:rPr>
-                <w:bCs/>
-                <w:lang w:eastAsia="zh-CN"/>
-              </w:rPr>
-              <w:t>00</w:t>
+              <w:t>600</w:t>
             </w:r>
           </w:p>
         </w:tc>
@@ -5004,14 +4854,7 @@
                 <w:bCs/>
                 <w:lang w:eastAsia="zh-CN"/>
               </w:rPr>
-              <w:t>8</w:t>
-            </w:r>
-            <w:r>
-              <w:rPr>
-                <w:bCs/>
-                <w:lang w:eastAsia="zh-CN"/>
-              </w:rPr>
-              <w:t>00</w:t>
+              <w:t>900</w:t>
             </w:r>
           </w:p>
         </w:tc>
@@ -5082,14 +4925,7 @@
                 <w:bCs/>
                 <w:lang w:eastAsia="zh-CN"/>
               </w:rPr>
-              <w:t>60</w:t>
-            </w:r>
-            <w:r>
-              <w:rPr>
-                <w:bCs/>
-                <w:lang w:eastAsia="zh-CN"/>
-              </w:rPr>
-              <w:t>0</w:t>
+              <w:t>800</w:t>
             </w:r>
           </w:p>
         </w:tc>
@@ -5100,32 +4936,17 @@
           <w:p>
             <w:pPr>
               <w:suppressAutoHyphens/>
-              <w:jc w:val="center"/>
-              <w:rPr>
-                <w:bCs/>
-                <w:lang w:eastAsia="zh-CN"/>
-              </w:rPr>
-            </w:pPr>
-            <w:r>
-              <w:rPr>
-                <w:bCs/>
-                <w:lang w:eastAsia="zh-CN"/>
-              </w:rPr>
-              <w:t>1</w:t>
-            </w:r>
-            <w:r>
-              <w:rPr>
-                <w:bCs/>
-                <w:lang w:eastAsia="zh-CN"/>
-              </w:rPr>
-              <w:t>90</w:t>
-            </w:r>
-            <w:r>
-              <w:rPr>
-                <w:bCs/>
-                <w:lang w:eastAsia="zh-CN"/>
-              </w:rPr>
-              <w:t>0</w:t>
+              <w:rPr>
+                <w:bCs/>
+                <w:lang w:eastAsia="zh-CN"/>
+              </w:rPr>
+            </w:pPr>
+            <w:r>
+              <w:rPr>
+                <w:bCs/>
+                <w:lang w:eastAsia="zh-CN"/>
+              </w:rPr>
+              <w:t xml:space="preserve">         2000</w:t>
             </w:r>
           </w:p>
         </w:tc>
@@ -5173,21 +4994,7 @@
               <w:rPr>
                 <w:lang w:eastAsia="zh-CN"/>
               </w:rPr>
-              <w:t xml:space="preserve"> простое средней длины (без </w:t>
-            </w:r>
-            <w:proofErr w:type="gramStart"/>
-            <w:r>
-              <w:rPr>
-                <w:lang w:eastAsia="zh-CN"/>
-              </w:rPr>
-              <w:t>подкладки)/</w:t>
-            </w:r>
-            <w:proofErr w:type="gramEnd"/>
-            <w:r>
-              <w:rPr>
-                <w:lang w:eastAsia="zh-CN"/>
-              </w:rPr>
-              <w:t xml:space="preserve"> длинное (с подкладкой) </w:t>
+              <w:t xml:space="preserve"> простое средней длины (без подкладки)/ длинное (с подкладкой) </w:t>
             </w:r>
           </w:p>
         </w:tc>
@@ -5216,21 +5023,7 @@
                 <w:bCs/>
                 <w:lang w:eastAsia="zh-CN"/>
               </w:rPr>
-              <w:t>3</w:t>
-            </w:r>
-            <w:r>
-              <w:rPr>
-                <w:bCs/>
-                <w:lang w:eastAsia="zh-CN"/>
-              </w:rPr>
-              <w:t>0</w:t>
-            </w:r>
-            <w:r>
-              <w:rPr>
-                <w:bCs/>
-                <w:lang w:eastAsia="zh-CN"/>
-              </w:rPr>
-              <w:t>0</w:t>
+              <w:t>450</w:t>
             </w:r>
           </w:p>
         </w:tc>
@@ -5259,21 +5052,7 @@
                 <w:bCs/>
                 <w:lang w:eastAsia="zh-CN"/>
               </w:rPr>
-              <w:t>6</w:t>
-            </w:r>
-            <w:r>
-              <w:rPr>
-                <w:bCs/>
-                <w:lang w:eastAsia="zh-CN"/>
-              </w:rPr>
-              <w:t>0</w:t>
-            </w:r>
-            <w:r>
-              <w:rPr>
-                <w:bCs/>
-                <w:lang w:eastAsia="zh-CN"/>
-              </w:rPr>
-              <w:t>0</w:t>
+              <w:t>700</w:t>
             </w:r>
           </w:p>
         </w:tc>
@@ -5337,14 +5116,7 @@
                 <w:bCs/>
                 <w:lang w:eastAsia="zh-CN"/>
               </w:rPr>
-              <w:t>56</w:t>
-            </w:r>
-            <w:r>
-              <w:rPr>
-                <w:bCs/>
-                <w:lang w:eastAsia="zh-CN"/>
-              </w:rPr>
-              <w:t>00</w:t>
+              <w:t>6000</w:t>
             </w:r>
           </w:p>
         </w:tc>
@@ -5366,21 +5138,7 @@
                 <w:bCs/>
                 <w:lang w:eastAsia="zh-CN"/>
               </w:rPr>
-              <w:t>6</w:t>
-            </w:r>
-            <w:r>
-              <w:rPr>
-                <w:bCs/>
-                <w:lang w:eastAsia="zh-CN"/>
-              </w:rPr>
-              <w:t>6</w:t>
-            </w:r>
-            <w:r>
-              <w:rPr>
-                <w:bCs/>
-                <w:lang w:eastAsia="zh-CN"/>
-              </w:rPr>
-              <w:t>00</w:t>
+              <w:t>7000</w:t>
             </w:r>
           </w:p>
         </w:tc>
@@ -5450,14 +5208,7 @@
                 <w:bCs/>
                 <w:lang w:eastAsia="zh-CN"/>
               </w:rPr>
-              <w:t>85</w:t>
-            </w:r>
-            <w:r>
-              <w:rPr>
-                <w:bCs/>
-                <w:lang w:eastAsia="zh-CN"/>
-              </w:rPr>
-              <w:t>00</w:t>
+              <w:t>9000</w:t>
             </w:r>
           </w:p>
         </w:tc>
@@ -5518,23 +5269,7 @@
                 <w:b/>
                 <w:bCs/>
               </w:rPr>
-              <w:t xml:space="preserve">Сложные вещи: Изделия из шелка, а также изделия, отделанные стразами, бисером, </w:t>
-            </w:r>
-            <w:proofErr w:type="spellStart"/>
-            <w:r>
-              <w:rPr>
-                <w:b/>
-                <w:bCs/>
-              </w:rPr>
-              <w:t>пайетками</w:t>
-            </w:r>
-            <w:proofErr w:type="spellEnd"/>
-            <w:r>
-              <w:rPr>
-                <w:b/>
-                <w:bCs/>
-              </w:rPr>
-              <w:t>, вышивкой,</w:t>
+              <w:t>Сложные вещи: Изделия из шелка, а также изделия, отделанные стразами, бисером, пайетками, вышивкой,</w:t>
             </w:r>
             <w:r>
               <w:rPr>
@@ -5969,14 +5704,7 @@
                 <w:bCs/>
                 <w:lang w:eastAsia="zh-CN"/>
               </w:rPr>
-              <w:t>32</w:t>
-            </w:r>
-            <w:r>
-              <w:rPr>
-                <w:bCs/>
-                <w:lang w:eastAsia="zh-CN"/>
-              </w:rPr>
-              <w:t>0</w:t>
+              <w:t>400</w:t>
             </w:r>
           </w:p>
         </w:tc>
@@ -6005,21 +5733,7 @@
                 <w:bCs/>
                 <w:lang w:eastAsia="zh-CN"/>
               </w:rPr>
-              <w:t>5</w:t>
-            </w:r>
-            <w:r>
-              <w:rPr>
-                <w:bCs/>
-                <w:lang w:eastAsia="zh-CN"/>
-              </w:rPr>
-              <w:t>4</w:t>
-            </w:r>
-            <w:r>
-              <w:rPr>
-                <w:bCs/>
-                <w:lang w:eastAsia="zh-CN"/>
-              </w:rPr>
-              <w:t>0</w:t>
+              <w:t>600</w:t>
             </w:r>
           </w:p>
         </w:tc>
@@ -6092,21 +5806,14 @@
                 <w:bCs/>
                 <w:lang w:eastAsia="zh-CN"/>
               </w:rPr>
-              <w:t>4</w:t>
-            </w:r>
-            <w:r>
-              <w:rPr>
-                <w:bCs/>
-                <w:lang w:eastAsia="zh-CN"/>
-              </w:rPr>
-              <w:t>3</w:t>
-            </w:r>
-            <w:r>
-              <w:rPr>
-                <w:bCs/>
-                <w:lang w:eastAsia="zh-CN"/>
-              </w:rPr>
-              <w:t>0</w:t>
+              <w:t>6</w:t>
+            </w:r>
+            <w:r>
+              <w:rPr>
+                <w:bCs/>
+                <w:lang w:eastAsia="zh-CN"/>
+              </w:rPr>
+              <w:t>00</w:t>
             </w:r>
           </w:p>
         </w:tc>
@@ -6123,34 +5830,6 @@
                 <w:lang w:eastAsia="zh-CN"/>
               </w:rPr>
             </w:pPr>
-            <w:r>
-              <w:rPr>
-                <w:bCs/>
-                <w:lang w:eastAsia="zh-CN"/>
-              </w:rPr>
-              <w:t>1</w:t>
-            </w:r>
-            <w:r>
-              <w:rPr>
-                <w:bCs/>
-                <w:lang w:eastAsia="zh-CN"/>
-              </w:rPr>
-              <w:t>6</w:t>
-            </w:r>
-            <w:r>
-              <w:rPr>
-                <w:bCs/>
-                <w:lang w:eastAsia="zh-CN"/>
-              </w:rPr>
-              <w:t>5</w:t>
-            </w:r>
-            <w:r>
-              <w:rPr>
-                <w:bCs/>
-                <w:lang w:eastAsia="zh-CN"/>
-              </w:rPr>
-              <w:t>0</w:t>
-            </w:r>
           </w:p>
         </w:tc>
       </w:tr>
@@ -6365,7 +6044,14 @@
                 <w:bCs/>
                 <w:lang w:eastAsia="zh-CN"/>
               </w:rPr>
-              <w:t>21</w:t>
+              <w:t>2</w:t>
+            </w:r>
+            <w:r>
+              <w:rPr>
+                <w:bCs/>
+                <w:lang w:eastAsia="zh-CN"/>
+              </w:rPr>
+              <w:t>6</w:t>
             </w:r>
             <w:r>
               <w:rPr>
@@ -6389,27 +6075,6 @@
                 <w:lang w:eastAsia="zh-CN"/>
               </w:rPr>
             </w:pPr>
-            <w:r>
-              <w:rPr>
-                <w:bCs/>
-                <w:lang w:eastAsia="zh-CN"/>
-              </w:rPr>
-              <w:t>2</w:t>
-            </w:r>
-            <w:r>
-              <w:rPr>
-                <w:bCs/>
-                <w:lang w:eastAsia="zh-CN"/>
-              </w:rPr>
-              <w:t>4</w:t>
-            </w:r>
-            <w:r>
-              <w:rPr>
-                <w:bCs/>
-                <w:lang w:eastAsia="zh-CN"/>
-              </w:rPr>
-              <w:t>00</w:t>
-            </w:r>
           </w:p>
         </w:tc>
       </w:tr>
@@ -6499,14 +6164,14 @@
                 <w:bCs/>
                 <w:lang w:eastAsia="zh-CN"/>
               </w:rPr>
-              <w:t>3</w:t>
-            </w:r>
-            <w:r>
-              <w:rPr>
-                <w:bCs/>
-                <w:lang w:eastAsia="zh-CN"/>
-              </w:rPr>
-              <w:t>00</w:t>
+              <w:t>80</w:t>
+            </w:r>
+            <w:r>
+              <w:rPr>
+                <w:bCs/>
+                <w:lang w:eastAsia="zh-CN"/>
+              </w:rPr>
+              <w:t>0</w:t>
             </w:r>
           </w:p>
         </w:tc>
@@ -6523,27 +6188,6 @@
                 <w:lang w:eastAsia="zh-CN"/>
               </w:rPr>
             </w:pPr>
-            <w:r>
-              <w:rPr>
-                <w:bCs/>
-                <w:lang w:eastAsia="zh-CN"/>
-              </w:rPr>
-              <w:t>2</w:t>
-            </w:r>
-            <w:r>
-              <w:rPr>
-                <w:bCs/>
-                <w:lang w:eastAsia="zh-CN"/>
-              </w:rPr>
-              <w:t>6</w:t>
-            </w:r>
-            <w:r>
-              <w:rPr>
-                <w:bCs/>
-                <w:lang w:eastAsia="zh-CN"/>
-              </w:rPr>
-              <w:t>00</w:t>
-            </w:r>
           </w:p>
         </w:tc>
       </w:tr>
@@ -6629,14 +6273,7 @@
                 <w:bCs/>
                 <w:lang w:eastAsia="zh-CN"/>
               </w:rPr>
-              <w:t>2</w:t>
-            </w:r>
-            <w:r>
-              <w:rPr>
-                <w:bCs/>
-                <w:lang w:eastAsia="zh-CN"/>
-              </w:rPr>
-              <w:t>0</w:t>
+              <w:t>00</w:t>
             </w:r>
           </w:p>
         </w:tc>
@@ -6665,21 +6302,7 @@
                 <w:bCs/>
                 <w:lang w:eastAsia="zh-CN"/>
               </w:rPr>
-              <w:t>6</w:t>
-            </w:r>
-            <w:r>
-              <w:rPr>
-                <w:bCs/>
-                <w:lang w:eastAsia="zh-CN"/>
-              </w:rPr>
-              <w:t>5</w:t>
-            </w:r>
-            <w:r>
-              <w:rPr>
-                <w:bCs/>
-                <w:lang w:eastAsia="zh-CN"/>
-              </w:rPr>
-              <w:t>0</w:t>
+              <w:t>500</w:t>
             </w:r>
           </w:p>
         </w:tc>
@@ -7157,7 +6780,14 @@
                 <w:bCs/>
                 <w:lang w:eastAsia="zh-CN"/>
               </w:rPr>
-              <w:t>21</w:t>
+              <w:t>2</w:t>
+            </w:r>
+            <w:r>
+              <w:rPr>
+                <w:bCs/>
+                <w:lang w:eastAsia="zh-CN"/>
+              </w:rPr>
+              <w:t>4</w:t>
             </w:r>
             <w:r>
               <w:rPr>
@@ -7181,27 +6811,6 @@
                 <w:lang w:eastAsia="zh-CN"/>
               </w:rPr>
             </w:pPr>
-            <w:r>
-              <w:rPr>
-                <w:bCs/>
-                <w:lang w:eastAsia="zh-CN"/>
-              </w:rPr>
-              <w:t>2</w:t>
-            </w:r>
-            <w:r>
-              <w:rPr>
-                <w:bCs/>
-                <w:lang w:eastAsia="zh-CN"/>
-              </w:rPr>
-              <w:t>6</w:t>
-            </w:r>
-            <w:r>
-              <w:rPr>
-                <w:bCs/>
-                <w:lang w:eastAsia="zh-CN"/>
-              </w:rPr>
-              <w:t>00</w:t>
-            </w:r>
           </w:p>
         </w:tc>
       </w:tr>
@@ -7279,7 +6888,7 @@
                 <w:bCs/>
                 <w:lang w:eastAsia="zh-CN"/>
               </w:rPr>
-              <w:t>2</w:t>
+              <w:t>6</w:t>
             </w:r>
             <w:r>
               <w:rPr>
@@ -7303,27 +6912,6 @@
                 <w:lang w:eastAsia="zh-CN"/>
               </w:rPr>
             </w:pPr>
-            <w:r>
-              <w:rPr>
-                <w:bCs/>
-                <w:lang w:val="en-US" w:eastAsia="zh-CN"/>
-              </w:rPr>
-              <w:t>2</w:t>
-            </w:r>
-            <w:r>
-              <w:rPr>
-                <w:bCs/>
-                <w:lang w:eastAsia="zh-CN"/>
-              </w:rPr>
-              <w:t>8</w:t>
-            </w:r>
-            <w:r>
-              <w:rPr>
-                <w:bCs/>
-                <w:lang w:eastAsia="zh-CN"/>
-              </w:rPr>
-              <w:t>00</w:t>
-            </w:r>
           </w:p>
         </w:tc>
       </w:tr>
@@ -7372,23 +6960,7 @@
                 <w:bCs/>
                 <w:lang w:eastAsia="zh-CN"/>
               </w:rPr>
-              <w:t xml:space="preserve">Дубленка искусственная (до 70 </w:t>
-            </w:r>
-            <w:proofErr w:type="gramStart"/>
-            <w:r>
-              <w:rPr>
-                <w:bCs/>
-                <w:lang w:eastAsia="zh-CN"/>
-              </w:rPr>
-              <w:t>см)/</w:t>
-            </w:r>
-            <w:proofErr w:type="gramEnd"/>
-            <w:r>
-              <w:rPr>
-                <w:bCs/>
-                <w:lang w:eastAsia="zh-CN"/>
-              </w:rPr>
-              <w:t xml:space="preserve"> длинная более 70 см</w:t>
+              <w:t>Дубленка искусственная (до 70 см)/ длинная более 70 см</w:t>
             </w:r>
           </w:p>
         </w:tc>
@@ -7613,23 +7185,7 @@
                 <w:b/>
                 <w:lang w:eastAsia="zh-CN"/>
               </w:rPr>
-              <w:t xml:space="preserve">Сложными являются вещи: изделия из шелка, комбинированные, с усложняющими элементами, отделанные стразами, бисером, </w:t>
-            </w:r>
-            <w:proofErr w:type="spellStart"/>
-            <w:r>
-              <w:rPr>
-                <w:b/>
-                <w:lang w:eastAsia="zh-CN"/>
-              </w:rPr>
-              <w:t>пайетками</w:t>
-            </w:r>
-            <w:proofErr w:type="spellEnd"/>
-            <w:r>
-              <w:rPr>
-                <w:b/>
-                <w:lang w:eastAsia="zh-CN"/>
-              </w:rPr>
-              <w:t>, объемной несъемной фурнитурой (пряжки, логотипы – то, что может обшить приемщик).</w:t>
+              <w:t>Сложными являются вещи: изделия из шелка, комбинированные, с усложняющими элементами, отделанные стразами, бисером, пайетками, объемной несъемной фурнитурой (пряжки, логотипы – то, что может обшить приемщик).</w:t>
             </w:r>
           </w:p>
           <w:p>
@@ -7757,13 +7313,35 @@
               <w:rPr>
                 <w:lang w:eastAsia="zh-CN"/>
               </w:rPr>
-              <w:t>шерсть, синтепон, п/шерстяные</w:t>
-            </w:r>
-            <w:r>
-              <w:rPr>
-                <w:lang w:eastAsia="zh-CN"/>
-              </w:rPr>
-              <w:t>) полуторные/двуспальные</w:t>
+              <w:t>шерсть, п/</w:t>
+            </w:r>
+            <w:proofErr w:type="spellStart"/>
+            <w:proofErr w:type="gramStart"/>
+            <w:r>
+              <w:rPr>
+                <w:lang w:eastAsia="zh-CN"/>
+              </w:rPr>
+              <w:t>шерстяные</w:t>
+            </w:r>
+            <w:r>
+              <w:rPr>
+                <w:lang w:eastAsia="zh-CN"/>
+              </w:rPr>
+              <w:t>,шелк</w:t>
+            </w:r>
+            <w:proofErr w:type="gramEnd"/>
+            <w:r>
+              <w:rPr>
+                <w:lang w:eastAsia="zh-CN"/>
+              </w:rPr>
+              <w:t>,пух</w:t>
+            </w:r>
+            <w:proofErr w:type="spellEnd"/>
+            <w:r>
+              <w:rPr>
+                <w:lang w:eastAsia="zh-CN"/>
+              </w:rPr>
+              <w:t>) полуторные</w:t>
             </w:r>
           </w:p>
         </w:tc>
@@ -7786,35 +7364,14 @@
                 <w:bCs/>
                 <w:lang w:eastAsia="zh-CN"/>
               </w:rPr>
-              <w:t>1</w:t>
-            </w:r>
-            <w:r>
-              <w:rPr>
-                <w:bCs/>
-                <w:lang w:eastAsia="zh-CN"/>
-              </w:rPr>
-              <w:t>8</w:t>
-            </w:r>
-            <w:r>
-              <w:rPr>
-                <w:bCs/>
-                <w:lang w:eastAsia="zh-CN"/>
-              </w:rPr>
-              <w:t>00</w:t>
-            </w:r>
-            <w:r>
-              <w:rPr>
-                <w:bCs/>
-                <w:lang w:val="en-US" w:eastAsia="zh-CN"/>
-              </w:rPr>
-              <w:t>/</w:t>
-            </w:r>
-            <w:r>
-              <w:rPr>
-                <w:bCs/>
-                <w:lang w:eastAsia="zh-CN"/>
-              </w:rPr>
-              <w:t>21</w:t>
+              <w:t>2</w:t>
+            </w:r>
+            <w:r>
+              <w:rPr>
+                <w:bCs/>
+                <w:lang w:eastAsia="zh-CN"/>
+              </w:rPr>
+              <w:t>9</w:t>
             </w:r>
             <w:r>
               <w:rPr>
@@ -7886,76 +7443,95 @@
               <w:rPr>
                 <w:lang w:eastAsia="zh-CN"/>
               </w:rPr>
-              <w:t>Одеяло пуховое полуторное</w:t>
-            </w:r>
-            <w:r>
-              <w:rPr>
+              <w:t>Покрывало</w:t>
+            </w:r>
+            <w:r>
+              <w:rPr>
+                <w:lang w:eastAsia="zh-CN"/>
+              </w:rPr>
+              <w:t xml:space="preserve"> облегченн</w:t>
+            </w:r>
+            <w:r>
+              <w:rPr>
+                <w:lang w:eastAsia="zh-CN"/>
+              </w:rPr>
+              <w:t>ое</w:t>
+            </w:r>
+            <w:r>
+              <w:rPr>
+                <w:lang w:eastAsia="zh-CN"/>
+              </w:rPr>
+              <w:t xml:space="preserve"> </w:t>
+            </w:r>
+            <w:r>
+              <w:rPr>
+                <w:lang w:eastAsia="zh-CN"/>
+              </w:rPr>
+              <w:t>/</w:t>
+            </w:r>
+            <w:r>
+              <w:rPr>
+                <w:lang w:eastAsia="zh-CN"/>
+              </w:rPr>
+              <w:t xml:space="preserve"> </w:t>
+            </w:r>
+            <w:proofErr w:type="spellStart"/>
+            <w:r>
+              <w:rPr>
+                <w:lang w:eastAsia="zh-CN"/>
+              </w:rPr>
+              <w:t>обьемное</w:t>
+            </w:r>
+            <w:proofErr w:type="spellEnd"/>
+          </w:p>
+        </w:tc>
+        <w:tc>
+          <w:tcPr>
+            <w:tcW w:w="1578" w:type="dxa"/>
+          </w:tcPr>
+          <w:p>
+            <w:pPr>
+              <w:suppressAutoHyphens/>
+              <w:jc w:val="center"/>
+              <w:rPr>
+                <w:bCs/>
                 <w:lang w:val="en-US" w:eastAsia="zh-CN"/>
               </w:rPr>
+            </w:pPr>
+            <w:r>
+              <w:rPr>
+                <w:bCs/>
+                <w:lang w:eastAsia="zh-CN"/>
+              </w:rPr>
+              <w:t>250</w:t>
+            </w:r>
+            <w:r>
+              <w:rPr>
+                <w:bCs/>
+                <w:lang w:eastAsia="zh-CN"/>
+              </w:rPr>
+              <w:t>0</w:t>
+            </w:r>
+            <w:r>
+              <w:rPr>
+                <w:bCs/>
+                <w:lang w:val="en-US" w:eastAsia="zh-CN"/>
+              </w:rPr>
               <w:t>/</w:t>
             </w:r>
             <w:r>
               <w:rPr>
-                <w:lang w:eastAsia="zh-CN"/>
-              </w:rPr>
-              <w:t>двуспальное</w:t>
-            </w:r>
-          </w:p>
-        </w:tc>
-        <w:tc>
-          <w:tcPr>
-            <w:tcW w:w="1578" w:type="dxa"/>
-          </w:tcPr>
-          <w:p>
-            <w:pPr>
-              <w:suppressAutoHyphens/>
-              <w:jc w:val="center"/>
+                <w:bCs/>
+                <w:lang w:eastAsia="zh-CN"/>
+              </w:rPr>
+              <w:t>300</w:t>
+            </w:r>
+            <w:r>
               <w:rPr>
                 <w:bCs/>
                 <w:lang w:val="en-US" w:eastAsia="zh-CN"/>
               </w:rPr>
-            </w:pPr>
-            <w:r>
-              <w:rPr>
-                <w:bCs/>
-                <w:lang w:eastAsia="zh-CN"/>
-              </w:rPr>
-              <w:t>1</w:t>
-            </w:r>
-            <w:r>
-              <w:rPr>
-                <w:bCs/>
-                <w:lang w:eastAsia="zh-CN"/>
-              </w:rPr>
-              <w:t>8</w:t>
-            </w:r>
-            <w:r>
-              <w:rPr>
-                <w:bCs/>
-                <w:lang w:eastAsia="zh-CN"/>
-              </w:rPr>
-              <w:t>00</w:t>
-            </w:r>
-            <w:r>
-              <w:rPr>
-                <w:bCs/>
-                <w:lang w:val="en-US" w:eastAsia="zh-CN"/>
-              </w:rPr>
-              <w:t>/</w:t>
-            </w:r>
-            <w:r>
-              <w:rPr>
-                <w:bCs/>
-                <w:lang w:eastAsia="zh-CN"/>
-              </w:rPr>
-              <w:t>21</w:t>
-            </w:r>
-            <w:r>
-              <w:rPr>
-                <w:bCs/>
-                <w:lang w:val="en-US" w:eastAsia="zh-CN"/>
-              </w:rPr>
-              <w:t>00</w:t>
+              <w:t>0</w:t>
             </w:r>
           </w:p>
         </w:tc>
@@ -8019,7 +7595,39 @@
               <w:rPr>
                 <w:lang w:eastAsia="zh-CN"/>
               </w:rPr>
-              <w:t>Покрывала, п</w:t>
+              <w:t>Одеяло облегченное</w:t>
+            </w:r>
+            <w:r>
+              <w:rPr>
+                <w:lang w:eastAsia="zh-CN"/>
+              </w:rPr>
+              <w:t xml:space="preserve"> </w:t>
+            </w:r>
+            <w:proofErr w:type="spellStart"/>
+            <w:r>
+              <w:rPr>
+                <w:lang w:eastAsia="zh-CN"/>
+              </w:rPr>
+              <w:t>синтепоновое</w:t>
+            </w:r>
+            <w:proofErr w:type="spellEnd"/>
+            <w:r>
+              <w:rPr>
+                <w:lang w:eastAsia="zh-CN"/>
+              </w:rPr>
+              <w:t>)</w:t>
+            </w:r>
+            <w:r>
+              <w:rPr>
+                <w:lang w:eastAsia="zh-CN"/>
+              </w:rPr>
+              <w:t>,</w:t>
+            </w:r>
+            <w:r>
+              <w:rPr>
+                <w:lang w:eastAsia="zh-CN"/>
+              </w:rPr>
+              <w:t xml:space="preserve"> п</w:t>
             </w:r>
             <w:r>
               <w:rPr>
@@ -8039,35 +7647,42 @@
               <w:jc w:val="center"/>
               <w:rPr>
                 <w:bCs/>
+                <w:lang w:eastAsia="zh-CN"/>
+              </w:rPr>
+            </w:pPr>
+            <w:r>
+              <w:rPr>
+                <w:bCs/>
+                <w:lang w:eastAsia="zh-CN"/>
+              </w:rPr>
+              <w:t>1</w:t>
+            </w:r>
+            <w:r>
+              <w:rPr>
+                <w:bCs/>
+                <w:lang w:eastAsia="zh-CN"/>
+              </w:rPr>
+              <w:t>5</w:t>
+            </w:r>
+            <w:r>
+              <w:rPr>
+                <w:bCs/>
+                <w:lang w:eastAsia="zh-CN"/>
+              </w:rPr>
+              <w:t>5</w:t>
+            </w:r>
+            <w:r>
+              <w:rPr>
+                <w:bCs/>
+                <w:lang w:eastAsia="zh-CN"/>
+              </w:rPr>
+              <w:t>0</w:t>
+            </w:r>
+            <w:r>
+              <w:rPr>
+                <w:bCs/>
                 <w:lang w:val="en-US" w:eastAsia="zh-CN"/>
               </w:rPr>
-            </w:pPr>
-            <w:r>
-              <w:rPr>
-                <w:bCs/>
-                <w:lang w:eastAsia="zh-CN"/>
-              </w:rPr>
-              <w:t>1</w:t>
-            </w:r>
-            <w:r>
-              <w:rPr>
-                <w:bCs/>
-                <w:lang w:eastAsia="zh-CN"/>
-              </w:rPr>
-              <w:t>55</w:t>
-            </w:r>
-            <w:r>
-              <w:rPr>
-                <w:bCs/>
-                <w:lang w:eastAsia="zh-CN"/>
-              </w:rPr>
-              <w:t>0</w:t>
-            </w:r>
-            <w:r>
-              <w:rPr>
-                <w:bCs/>
-                <w:lang w:val="en-US" w:eastAsia="zh-CN"/>
-              </w:rPr>
               <w:t>/1</w:t>
             </w:r>
             <w:r>
@@ -8075,21 +7690,7 @@
                 <w:bCs/>
                 <w:lang w:eastAsia="zh-CN"/>
               </w:rPr>
-              <w:t>9</w:t>
-            </w:r>
-            <w:r>
-              <w:rPr>
-                <w:bCs/>
-                <w:lang w:eastAsia="zh-CN"/>
-              </w:rPr>
-              <w:t>0</w:t>
-            </w:r>
-            <w:r>
-              <w:rPr>
-                <w:bCs/>
-                <w:lang w:val="en-US" w:eastAsia="zh-CN"/>
-              </w:rPr>
-              <w:t>0</w:t>
+              <w:t>900</w:t>
             </w:r>
           </w:p>
         </w:tc>
@@ -8153,19 +7754,79 @@
               <w:rPr>
                 <w:lang w:eastAsia="zh-CN"/>
               </w:rPr>
-              <w:t>Объемное</w:t>
-            </w:r>
-            <w:r>
-              <w:rPr>
-                <w:lang w:eastAsia="zh-CN"/>
-              </w:rPr>
-              <w:t xml:space="preserve"> покрывало</w:t>
-            </w:r>
-            <w:r>
-              <w:rPr>
-                <w:lang w:eastAsia="zh-CN"/>
-              </w:rPr>
-              <w:t xml:space="preserve"> евро (от 230*250) одностороннее/двустороннее</w:t>
+              <w:t>2-х спальное</w:t>
+            </w:r>
+            <w:r>
+              <w:rPr>
+                <w:lang w:eastAsia="zh-CN"/>
+              </w:rPr>
+              <w:t xml:space="preserve"> </w:t>
+            </w:r>
+            <w:r>
+              <w:rPr>
+                <w:lang w:eastAsia="zh-CN"/>
+              </w:rPr>
+              <w:t>одеяло</w:t>
+            </w:r>
+            <w:r>
+              <w:rPr>
+                <w:lang w:eastAsia="zh-CN"/>
+              </w:rPr>
+              <w:t xml:space="preserve"> </w:t>
+            </w:r>
+            <w:r>
+              <w:rPr>
+                <w:lang w:eastAsia="zh-CN"/>
+              </w:rPr>
+              <w:t>(</w:t>
+            </w:r>
+            <w:proofErr w:type="spellStart"/>
+            <w:proofErr w:type="gramStart"/>
+            <w:r>
+              <w:rPr>
+                <w:lang w:eastAsia="zh-CN"/>
+              </w:rPr>
+              <w:t>шерсть</w:t>
+            </w:r>
+            <w:r>
+              <w:rPr>
+                <w:lang w:eastAsia="zh-CN"/>
+              </w:rPr>
+              <w:t>,п</w:t>
+            </w:r>
+            <w:proofErr w:type="spellEnd"/>
+            <w:proofErr w:type="gramEnd"/>
+            <w:r>
+              <w:rPr>
+                <w:lang w:eastAsia="zh-CN"/>
+              </w:rPr>
+              <w:t>/шерсть,</w:t>
+            </w:r>
+            <w:r>
+              <w:rPr>
+                <w:lang w:eastAsia="zh-CN"/>
+              </w:rPr>
+              <w:t>.</w:t>
+            </w:r>
+            <w:proofErr w:type="spellStart"/>
+            <w:r>
+              <w:rPr>
+                <w:lang w:eastAsia="zh-CN"/>
+              </w:rPr>
+              <w:t>шелк,пух</w:t>
+            </w:r>
+            <w:proofErr w:type="spellEnd"/>
+            <w:r>
+              <w:rPr>
+                <w:lang w:eastAsia="zh-CN"/>
+              </w:rPr>
+              <w:t>)</w:t>
+            </w:r>
+            <w:r>
+              <w:rPr>
+                <w:lang w:eastAsia="zh-CN"/>
+              </w:rPr>
+              <w:t xml:space="preserve"> </w:t>
             </w:r>
           </w:p>
         </w:tc>
@@ -8187,21 +7848,14 @@
                 <w:bCs/>
                 <w:lang w:eastAsia="zh-CN"/>
               </w:rPr>
-              <w:t>2</w:t>
-            </w:r>
-            <w:r>
-              <w:rPr>
-                <w:bCs/>
-                <w:lang w:eastAsia="zh-CN"/>
-              </w:rPr>
-              <w:t>2</w:t>
-            </w:r>
-            <w:r>
-              <w:rPr>
-                <w:bCs/>
-                <w:lang w:eastAsia="zh-CN"/>
-              </w:rPr>
-              <w:t>00</w:t>
+              <w:t>3</w:t>
+            </w:r>
+            <w:r>
+              <w:rPr>
+                <w:bCs/>
+                <w:lang w:eastAsia="zh-CN"/>
+              </w:rPr>
+              <w:t>500</w:t>
             </w:r>
           </w:p>
         </w:tc>
@@ -8218,20 +7872,6 @@
                 <w:lang w:eastAsia="zh-CN"/>
               </w:rPr>
             </w:pPr>
-            <w:r>
-              <w:rPr>
-                <w:bCs/>
-                <w:lang w:eastAsia="zh-CN"/>
-              </w:rPr>
-              <w:t>2</w:t>
-            </w:r>
-            <w:r>
-              <w:rPr>
-                <w:bCs/>
-                <w:lang w:eastAsia="zh-CN"/>
-              </w:rPr>
-              <w:t>450</w:t>
-            </w:r>
           </w:p>
         </w:tc>
       </w:tr>
@@ -8300,7 +7940,7 @@
                 <w:bCs/>
                 <w:lang w:eastAsia="zh-CN"/>
               </w:rPr>
-              <w:t>6</w:t>
+              <w:t>9</w:t>
             </w:r>
             <w:r>
               <w:rPr>
@@ -8405,14 +8045,7 @@
                 <w:bCs/>
                 <w:lang w:eastAsia="zh-CN"/>
               </w:rPr>
-              <w:t>8</w:t>
-            </w:r>
-            <w:r>
-              <w:rPr>
-                <w:bCs/>
-                <w:lang w:eastAsia="zh-CN"/>
-              </w:rPr>
-              <w:t>00</w:t>
+              <w:t>1100</w:t>
             </w:r>
           </w:p>
         </w:tc>
@@ -8498,14 +8131,14 @@
                 <w:bCs/>
                 <w:lang w:eastAsia="zh-CN"/>
               </w:rPr>
-              <w:t>21</w:t>
-            </w:r>
-            <w:r>
-              <w:rPr>
-                <w:bCs/>
-                <w:lang w:eastAsia="zh-CN"/>
-              </w:rPr>
-              <w:t>00</w:t>
+              <w:t>2</w:t>
+            </w:r>
+            <w:r>
+              <w:rPr>
+                <w:bCs/>
+                <w:lang w:eastAsia="zh-CN"/>
+              </w:rPr>
+              <w:t>500</w:t>
             </w:r>
           </w:p>
         </w:tc>
@@ -8591,14 +8224,7 @@
                 <w:bCs/>
                 <w:lang w:eastAsia="zh-CN"/>
               </w:rPr>
-              <w:t>8</w:t>
-            </w:r>
-            <w:r>
-              <w:rPr>
-                <w:bCs/>
-                <w:lang w:eastAsia="zh-CN"/>
-              </w:rPr>
-              <w:t>00</w:t>
+              <w:t>1100</w:t>
             </w:r>
           </w:p>
         </w:tc>
@@ -8691,7 +8317,7 @@
                 <w:bCs/>
                 <w:lang w:eastAsia="zh-CN"/>
               </w:rPr>
-              <w:t>4</w:t>
+              <w:t>8</w:t>
             </w:r>
             <w:r>
               <w:rPr>
@@ -10495,6 +10121,7 @@
           <w:u w:val="single"/>
           <w:lang w:eastAsia="ar-SA"/>
         </w:rPr>
+        <w:lastRenderedPageBreak/>
         <w:t>Пояснение и примечание к Прайсу</w:t>
       </w:r>
     </w:p>
@@ -10877,8 +10504,6 @@
         </w:rPr>
         <w:t>Надбавка за очень сильное загрязнение – 30%</w:t>
       </w:r>
-      <w:bookmarkStart w:id="0" w:name="_GoBack"/>
-      <w:bookmarkEnd w:id="0"/>
     </w:p>
     <w:p>
       <w:pPr>
@@ -11165,7 +10790,7 @@
 </file>
 
 <file path=word/endnotes.xml><?xml version="1.0" encoding="utf-8"?>
-<w:endnotes xmlns:wpc="http://schemas.microsoft.com/office/word/2010/wordprocessingCanvas" xmlns:mc="http://schemas.openxmlformats.org/markup-compatibility/2006" xmlns:o="urn:schemas-microsoft-com:office:office" xmlns:r="http://schemas.openxmlformats.org/officeDocument/2006/relationships" xmlns:m="http://schemas.openxmlformats.org/officeDocument/2006/math" xmlns:v="urn:schemas-microsoft-com:vml" xmlns:wp14="http://schemas.microsoft.com/office/word/2010/wordprocessingDrawing" xmlns:wp="http://schemas.openxmlformats.org/drawingml/2006/wordprocessingDrawing" xmlns:w10="urn:schemas-microsoft-com:office:word" xmlns:w="http://schemas.openxmlformats.org/wordprocessingml/2006/main" xmlns:w14="http://schemas.microsoft.com/office/word/2010/wordml" xmlns:w15="http://schemas.microsoft.com/office/word/2012/wordml" xmlns:wpg="http://schemas.microsoft.com/office/word/2010/wordprocessingGroup" xmlns:wpi="http://schemas.microsoft.com/office/word/2010/wordprocessingInk" xmlns:wne="http://schemas.microsoft.com/office/word/2006/wordml" xmlns:wps="http://schemas.microsoft.com/office/word/2010/wordprocessingShape" mc:Ignorable="w14 w15 wp14">
+<w:endnotes xmlns:wpc="http://schemas.microsoft.com/office/word/2010/wordprocessingCanvas" xmlns:cx="http://schemas.microsoft.com/office/drawing/2014/chartex" xmlns:cx1="http://schemas.microsoft.com/office/drawing/2015/9/8/chartex" xmlns:cx2="http://schemas.microsoft.com/office/drawing/2015/10/21/chartex" xmlns:cx3="http://schemas.microsoft.com/office/drawing/2016/5/9/chartex" xmlns:cx4="http://schemas.microsoft.com/office/drawing/2016/5/10/chartex" xmlns:cx5="http://schemas.microsoft.com/office/drawing/2016/5/11/chartex" xmlns:cx6="http://schemas.microsoft.com/office/drawing/2016/5/12/chartex" xmlns:cx7="http://schemas.microsoft.com/office/drawing/2016/5/13/chartex" xmlns:cx8="http://schemas.microsoft.com/office/drawing/2016/5/14/chartex" xmlns:mc="http://schemas.openxmlformats.org/markup-compatibility/2006" xmlns:aink="http://schemas.microsoft.com/office/drawing/2016/ink" xmlns:am3d="http://schemas.microsoft.com/office/drawing/2017/model3d" xmlns:o="urn:schemas-microsoft-com:office:office" xmlns:r="http://schemas.openxmlformats.org/officeDocument/2006/relationships" xmlns:m="http://schemas.openxmlformats.org/officeDocument/2006/math" xmlns:v="urn:schemas-microsoft-com:vml" xmlns:wp14="http://schemas.microsoft.com/office/word/2010/wordprocessingDrawing" xmlns:wp="http://schemas.openxmlformats.org/drawingml/2006/wordprocessingDrawing" xmlns:w10="urn:schemas-microsoft-com:office:word" xmlns:w="http://schemas.openxmlformats.org/wordprocessingml/2006/main" xmlns:w14="http://schemas.microsoft.com/office/word/2010/wordml" xmlns:w15="http://schemas.microsoft.com/office/word/2012/wordml" xmlns:w16cex="http://schemas.microsoft.com/office/word/2018/wordml/cex" xmlns:w16cid="http://schemas.microsoft.com/office/word/2016/wordml/cid" xmlns:w16="http://schemas.microsoft.com/office/word/2018/wordml" xmlns:w16sdtdh="http://schemas.microsoft.com/office/word/2020/wordml/sdtdatahash" xmlns:w16se="http://schemas.microsoft.com/office/word/2015/wordml/symex" xmlns:wpg="http://schemas.microsoft.com/office/word/2010/wordprocessingGroup" xmlns:wpi="http://schemas.microsoft.com/office/word/2010/wordprocessingInk" xmlns:wne="http://schemas.microsoft.com/office/word/2006/wordml" xmlns:wps="http://schemas.microsoft.com/office/word/2010/wordprocessingShape" mc:Ignorable="w14 w15 w16se w16cid w16 w16cex w16sdtdh wp14">
   <w:endnote w:type="separator" w:id="-1">
     <w:p>
       <w:r>
@@ -11184,7 +10809,7 @@
 </file>
 
 <file path=word/footnotes.xml><?xml version="1.0" encoding="utf-8"?>
-<w:footnotes xmlns:wpc="http://schemas.microsoft.com/office/word/2010/wordprocessingCanvas" xmlns:mc="http://schemas.openxmlformats.org/markup-compatibility/2006" xmlns:o="urn:schemas-microsoft-com:office:office" xmlns:r="http://schemas.openxmlformats.org/officeDocument/2006/relationships" xmlns:m="http://schemas.openxmlformats.org/officeDocument/2006/math" xmlns:v="urn:schemas-microsoft-com:vml" xmlns:wp14="http://schemas.microsoft.com/office/word/2010/wordprocessingDrawing" xmlns:wp="http://schemas.openxmlformats.org/drawingml/2006/wordprocessingDrawing" xmlns:w10="urn:schemas-microsoft-com:office:word" xmlns:w="http://schemas.openxmlformats.org/wordprocessingml/2006/main" xmlns:w14="http://schemas.microsoft.com/office/word/2010/wordml" xmlns:w15="http://schemas.microsoft.com/office/word/2012/wordml" xmlns:wpg="http://schemas.microsoft.com/office/word/2010/wordprocessingGroup" xmlns:wpi="http://schemas.microsoft.com/office/word/2010/wordprocessingInk" xmlns:wne="http://schemas.microsoft.com/office/word/2006/wordml" xmlns:wps="http://schemas.microsoft.com/office/word/2010/wordprocessingShape" mc:Ignorable="w14 w15 wp14">
+<w:footnotes xmlns:wpc="http://schemas.microsoft.com/office/word/2010/wordprocessingCanvas" xmlns:cx="http://schemas.microsoft.com/office/drawing/2014/chartex" xmlns:cx1="http://schemas.microsoft.com/office/drawing/2015/9/8/chartex" xmlns:cx2="http://schemas.microsoft.com/office/drawing/2015/10/21/chartex" xmlns:cx3="http://schemas.microsoft.com/office/drawing/2016/5/9/chartex" xmlns:cx4="http://schemas.microsoft.com/office/drawing/2016/5/10/chartex" xmlns:cx5="http://schemas.microsoft.com/office/drawing/2016/5/11/chartex" xmlns:cx6="http://schemas.microsoft.com/office/drawing/2016/5/12/chartex" xmlns:cx7="http://schemas.microsoft.com/office/drawing/2016/5/13/chartex" xmlns:cx8="http://schemas.microsoft.com/office/drawing/2016/5/14/chartex" xmlns:mc="http://schemas.openxmlformats.org/markup-compatibility/2006" xmlns:aink="http://schemas.microsoft.com/office/drawing/2016/ink" xmlns:am3d="http://schemas.microsoft.com/office/drawing/2017/model3d" xmlns:o="urn:schemas-microsoft-com:office:office" xmlns:r="http://schemas.openxmlformats.org/officeDocument/2006/relationships" xmlns:m="http://schemas.openxmlformats.org/officeDocument/2006/math" xmlns:v="urn:schemas-microsoft-com:vml" xmlns:wp14="http://schemas.microsoft.com/office/word/2010/wordprocessingDrawing" xmlns:wp="http://schemas.openxmlformats.org/drawingml/2006/wordprocessingDrawing" xmlns:w10="urn:schemas-microsoft-com:office:word" xmlns:w="http://schemas.openxmlformats.org/wordprocessingml/2006/main" xmlns:w14="http://schemas.microsoft.com/office/word/2010/wordml" xmlns:w15="http://schemas.microsoft.com/office/word/2012/wordml" xmlns:w16cex="http://schemas.microsoft.com/office/word/2018/wordml/cex" xmlns:w16cid="http://schemas.microsoft.com/office/word/2016/wordml/cid" xmlns:w16="http://schemas.microsoft.com/office/word/2018/wordml" xmlns:w16sdtdh="http://schemas.microsoft.com/office/word/2020/wordml/sdtdatahash" xmlns:w16se="http://schemas.microsoft.com/office/word/2015/wordml/symex" xmlns:wpg="http://schemas.microsoft.com/office/word/2010/wordprocessingGroup" xmlns:wpi="http://schemas.microsoft.com/office/word/2010/wordprocessingInk" xmlns:wne="http://schemas.microsoft.com/office/word/2006/wordml" xmlns:wps="http://schemas.microsoft.com/office/word/2010/wordprocessingShape" mc:Ignorable="w14 w15 w16se w16cid w16 w16cex w16sdtdh wp14">
   <w:footnote w:type="separator" w:id="-1">
     <w:p>
       <w:r>
@@ -11203,7 +10828,7 @@
 </file>
 
 <file path=word/header1.xml><?xml version="1.0" encoding="utf-8"?>
-<w:hdr xmlns:wpc="http://schemas.microsoft.com/office/word/2010/wordprocessingCanvas" xmlns:mc="http://schemas.openxmlformats.org/markup-compatibility/2006" xmlns:o="urn:schemas-microsoft-com:office:office" xmlns:r="http://schemas.openxmlformats.org/officeDocument/2006/relationships" xmlns:m="http://schemas.openxmlformats.org/officeDocument/2006/math" xmlns:v="urn:schemas-microsoft-com:vml" xmlns:wp14="http://schemas.microsoft.com/office/word/2010/wordprocessingDrawing" xmlns:wp="http://schemas.openxmlformats.org/drawingml/2006/wordprocessingDrawing" xmlns:w10="urn:schemas-microsoft-com:office:word" xmlns:w="http://schemas.openxmlformats.org/wordprocessingml/2006/main" xmlns:w14="http://schemas.microsoft.com/office/word/2010/wordml" xmlns:w15="http://schemas.microsoft.com/office/word/2012/wordml" xmlns:wpg="http://schemas.microsoft.com/office/word/2010/wordprocessingGroup" xmlns:wpi="http://schemas.microsoft.com/office/word/2010/wordprocessingInk" xmlns:wne="http://schemas.microsoft.com/office/word/2006/wordml" xmlns:wps="http://schemas.microsoft.com/office/word/2010/wordprocessingShape" mc:Ignorable="w14 w15 wp14">
+<w:hdr xmlns:wpc="http://schemas.microsoft.com/office/word/2010/wordprocessingCanvas" xmlns:cx="http://schemas.microsoft.com/office/drawing/2014/chartex" xmlns:cx1="http://schemas.microsoft.com/office/drawing/2015/9/8/chartex" xmlns:cx2="http://schemas.microsoft.com/office/drawing/2015/10/21/chartex" xmlns:cx3="http://schemas.microsoft.com/office/drawing/2016/5/9/chartex" xmlns:cx4="http://schemas.microsoft.com/office/drawing/2016/5/10/chartex" xmlns:cx5="http://schemas.microsoft.com/office/drawing/2016/5/11/chartex" xmlns:cx6="http://schemas.microsoft.com/office/drawing/2016/5/12/chartex" xmlns:cx7="http://schemas.microsoft.com/office/drawing/2016/5/13/chartex" xmlns:cx8="http://schemas.microsoft.com/office/drawing/2016/5/14/chartex" xmlns:mc="http://schemas.openxmlformats.org/markup-compatibility/2006" xmlns:aink="http://schemas.microsoft.com/office/drawing/2016/ink" xmlns:am3d="http://schemas.microsoft.com/office/drawing/2017/model3d" xmlns:o="urn:schemas-microsoft-com:office:office" xmlns:r="http://schemas.openxmlformats.org/officeDocument/2006/relationships" xmlns:m="http://schemas.openxmlformats.org/officeDocument/2006/math" xmlns:v="urn:schemas-microsoft-com:vml" xmlns:wp14="http://schemas.microsoft.com/office/word/2010/wordprocessingDrawing" xmlns:wp="http://schemas.openxmlformats.org/drawingml/2006/wordprocessingDrawing" xmlns:w10="urn:schemas-microsoft-com:office:word" xmlns:w="http://schemas.openxmlformats.org/wordprocessingml/2006/main" xmlns:w14="http://schemas.microsoft.com/office/word/2010/wordml" xmlns:w15="http://schemas.microsoft.com/office/word/2012/wordml" xmlns:w16cex="http://schemas.microsoft.com/office/word/2018/wordml/cex" xmlns:w16cid="http://schemas.microsoft.com/office/word/2016/wordml/cid" xmlns:w16="http://schemas.microsoft.com/office/word/2018/wordml" xmlns:w16sdtdh="http://schemas.microsoft.com/office/word/2020/wordml/sdtdatahash" xmlns:w16se="http://schemas.microsoft.com/office/word/2015/wordml/symex" xmlns:wpg="http://schemas.microsoft.com/office/word/2010/wordprocessingGroup" xmlns:wpi="http://schemas.microsoft.com/office/word/2010/wordprocessingInk" xmlns:wne="http://schemas.microsoft.com/office/word/2006/wordml" xmlns:wps="http://schemas.microsoft.com/office/word/2010/wordprocessingShape" mc:Ignorable="w14 w15 w16se w16cid w16 w16cex w16sdtdh wp14">
   <w:p>
     <w:pPr>
       <w:pStyle w:val="a3"/>
@@ -11266,7 +10891,7 @@
 </file>
 
 <file path=word/numbering.xml><?xml version="1.0" encoding="utf-8"?>
-<w:numbering xmlns:wpc="http://schemas.microsoft.com/office/word/2010/wordprocessingCanvas" xmlns:mc="http://schemas.openxmlformats.org/markup-compatibility/2006" xmlns:o="urn:schemas-microsoft-com:office:office" xmlns:r="http://schemas.openxmlformats.org/officeDocument/2006/relationships" xmlns:m="http://schemas.openxmlformats.org/officeDocument/2006/math" xmlns:v="urn:schemas-microsoft-com:vml" xmlns:wp14="http://schemas.microsoft.com/office/word/2010/wordprocessingDrawing" xmlns:wp="http://schemas.openxmlformats.org/drawingml/2006/wordprocessingDrawing" xmlns:w10="urn:schemas-microsoft-com:office:word" xmlns:w="http://schemas.openxmlformats.org/wordprocessingml/2006/main" xmlns:w14="http://schemas.microsoft.com/office/word/2010/wordml" xmlns:w15="http://schemas.microsoft.com/office/word/2012/wordml" xmlns:wpg="http://schemas.microsoft.com/office/word/2010/wordprocessingGroup" xmlns:wpi="http://schemas.microsoft.com/office/word/2010/wordprocessingInk" xmlns:wne="http://schemas.microsoft.com/office/word/2006/wordml" xmlns:wps="http://schemas.microsoft.com/office/word/2010/wordprocessingShape" mc:Ignorable="w14 w15 wp14">
+<w:numbering xmlns:wpc="http://schemas.microsoft.com/office/word/2010/wordprocessingCanvas" xmlns:cx="http://schemas.microsoft.com/office/drawing/2014/chartex" xmlns:cx1="http://schemas.microsoft.com/office/drawing/2015/9/8/chartex" xmlns:cx2="http://schemas.microsoft.com/office/drawing/2015/10/21/chartex" xmlns:cx3="http://schemas.microsoft.com/office/drawing/2016/5/9/chartex" xmlns:cx4="http://schemas.microsoft.com/office/drawing/2016/5/10/chartex" xmlns:cx5="http://schemas.microsoft.com/office/drawing/2016/5/11/chartex" xmlns:cx6="http://schemas.microsoft.com/office/drawing/2016/5/12/chartex" xmlns:cx7="http://schemas.microsoft.com/office/drawing/2016/5/13/chartex" xmlns:cx8="http://schemas.microsoft.com/office/drawing/2016/5/14/chartex" xmlns:mc="http://schemas.openxmlformats.org/markup-compatibility/2006" xmlns:aink="http://schemas.microsoft.com/office/drawing/2016/ink" xmlns:am3d="http://schemas.microsoft.com/office/drawing/2017/model3d" xmlns:o="urn:schemas-microsoft-com:office:office" xmlns:r="http://schemas.openxmlformats.org/officeDocument/2006/relationships" xmlns:m="http://schemas.openxmlformats.org/officeDocument/2006/math" xmlns:v="urn:schemas-microsoft-com:vml" xmlns:wp14="http://schemas.microsoft.com/office/word/2010/wordprocessingDrawing" xmlns:wp="http://schemas.openxmlformats.org/drawingml/2006/wordprocessingDrawing" xmlns:w10="urn:schemas-microsoft-com:office:word" xmlns:w="http://schemas.openxmlformats.org/wordprocessingml/2006/main" xmlns:w14="http://schemas.microsoft.com/office/word/2010/wordml" xmlns:w15="http://schemas.microsoft.com/office/word/2012/wordml" xmlns:w16cex="http://schemas.microsoft.com/office/word/2018/wordml/cex" xmlns:w16cid="http://schemas.microsoft.com/office/word/2016/wordml/cid" xmlns:w16="http://schemas.microsoft.com/office/word/2018/wordml" xmlns:w16sdtdh="http://schemas.microsoft.com/office/word/2020/wordml/sdtdatahash" xmlns:w16se="http://schemas.microsoft.com/office/word/2015/wordml/symex" xmlns:wpg="http://schemas.microsoft.com/office/word/2010/wordprocessingGroup" xmlns:wpi="http://schemas.microsoft.com/office/word/2010/wordprocessingInk" xmlns:wne="http://schemas.microsoft.com/office/word/2006/wordml" xmlns:wps="http://schemas.microsoft.com/office/word/2010/wordprocessingShape" mc:Ignorable="w14 w15 w16se w16cid w16 w16cex w16sdtdh wp14">
   <w:abstractNum w:abstractNumId="0" w15:restartNumberingAfterBreak="0">
     <w:nsid w:val="03DF3F03"/>
     <w:multiLevelType w:val="hybridMultilevel"/>
@@ -11733,7 +11358,7 @@
 </file>
 
 <file path=word/styles.xml><?xml version="1.0" encoding="utf-8"?>
-<w:styles xmlns:mc="http://schemas.openxmlformats.org/markup-compatibility/2006" xmlns:r="http://schemas.openxmlformats.org/officeDocument/2006/relationships" xmlns:w="http://schemas.openxmlformats.org/wordprocessingml/2006/main" xmlns:w14="http://schemas.microsoft.com/office/word/2010/wordml" xmlns:w15="http://schemas.microsoft.com/office/word/2012/wordml" mc:Ignorable="w14 w15">
+<w:styles xmlns:mc="http://schemas.openxmlformats.org/markup-compatibility/2006" xmlns:r="http://schemas.openxmlformats.org/officeDocument/2006/relationships" xmlns:w="http://schemas.openxmlformats.org/wordprocessingml/2006/main" xmlns:w14="http://schemas.microsoft.com/office/word/2010/wordml" xmlns:w15="http://schemas.microsoft.com/office/word/2012/wordml" xmlns:w16cex="http://schemas.microsoft.com/office/word/2018/wordml/cex" xmlns:w16cid="http://schemas.microsoft.com/office/word/2016/wordml/cid" xmlns:w16="http://schemas.microsoft.com/office/word/2018/wordml" xmlns:w16sdtdh="http://schemas.microsoft.com/office/word/2020/wordml/sdtdatahash" xmlns:w16se="http://schemas.microsoft.com/office/word/2015/wordml/symex" mc:Ignorable="w14 w15 w16se w16cid w16 w16cex w16sdtdh">
   <w:docDefaults>
     <w:rPrDefault>
       <w:rPr>
@@ -11743,7 +11368,7 @@
     </w:rPrDefault>
     <w:pPrDefault/>
   </w:docDefaults>
-  <w:latentStyles w:defLockedState="0" w:defUIPriority="0" w:defSemiHidden="0" w:defUnhideWhenUsed="0" w:defQFormat="0" w:count="371">
+  <w:latentStyles w:defLockedState="0" w:defUIPriority="0" w:defSemiHidden="0" w:defUnhideWhenUsed="0" w:defQFormat="0" w:count="376">
     <w:lsdException w:name="Normal" w:qFormat="1"/>
     <w:lsdException w:name="heading 1" w:qFormat="1"/>
     <w:lsdException w:name="heading 2" w:semiHidden="1" w:unhideWhenUsed="1" w:qFormat="1"/>
@@ -12107,6 +11732,11 @@
     <w:lsdException w:name="List Table 5 Dark Accent 6" w:uiPriority="50"/>
     <w:lsdException w:name="List Table 6 Colorful Accent 6" w:uiPriority="51"/>
     <w:lsdException w:name="List Table 7 Colorful Accent 6" w:uiPriority="52"/>
+    <w:lsdException w:name="Mention" w:semiHidden="1" w:uiPriority="99" w:unhideWhenUsed="1"/>
+    <w:lsdException w:name="Smart Hyperlink" w:semiHidden="1" w:uiPriority="99" w:unhideWhenUsed="1"/>
+    <w:lsdException w:name="Hashtag" w:semiHidden="1" w:uiPriority="99" w:unhideWhenUsed="1"/>
+    <w:lsdException w:name="Unresolved Mention" w:semiHidden="1" w:uiPriority="99" w:unhideWhenUsed="1"/>
+    <w:lsdException w:name="Smart Link" w:semiHidden="1" w:uiPriority="99" w:unhideWhenUsed="1"/>
   </w:latentStyles>
   <w:style w:type="paragraph" w:default="1" w:styleId="a">
     <w:name w:val="Normal"/>

--- a/documents/blue-aqua-textile.docx
+++ b/documents/blue-aqua-textile.docx
@@ -1,6 +1,6 @@
 
 <file path=word/document.xml><?xml version="1.0" encoding="utf-8"?>
-<w:document xmlns:wpc="http://schemas.microsoft.com/office/word/2010/wordprocessingCanvas" xmlns:cx="http://schemas.microsoft.com/office/drawing/2014/chartex" xmlns:cx1="http://schemas.microsoft.com/office/drawing/2015/9/8/chartex" xmlns:cx2="http://schemas.microsoft.com/office/drawing/2015/10/21/chartex" xmlns:cx3="http://schemas.microsoft.com/office/drawing/2016/5/9/chartex" xmlns:cx4="http://schemas.microsoft.com/office/drawing/2016/5/10/chartex" xmlns:cx5="http://schemas.microsoft.com/office/drawing/2016/5/11/chartex" xmlns:cx6="http://schemas.microsoft.com/office/drawing/2016/5/12/chartex" xmlns:cx7="http://schemas.microsoft.com/office/drawing/2016/5/13/chartex" xmlns:cx8="http://schemas.microsoft.com/office/drawing/2016/5/14/chartex" xmlns:mc="http://schemas.openxmlformats.org/markup-compatibility/2006" xmlns:aink="http://schemas.microsoft.com/office/drawing/2016/ink" xmlns:am3d="http://schemas.microsoft.com/office/drawing/2017/model3d" xmlns:o="urn:schemas-microsoft-com:office:office" xmlns:r="http://schemas.openxmlformats.org/officeDocument/2006/relationships" xmlns:m="http://schemas.openxmlformats.org/officeDocument/2006/math" xmlns:v="urn:schemas-microsoft-com:vml" xmlns:wp14="http://schemas.microsoft.com/office/word/2010/wordprocessingDrawing" xmlns:wp="http://schemas.openxmlformats.org/drawingml/2006/wordprocessingDrawing" xmlns:w10="urn:schemas-microsoft-com:office:word" xmlns:w="http://schemas.openxmlformats.org/wordprocessingml/2006/main" xmlns:w14="http://schemas.microsoft.com/office/word/2010/wordml" xmlns:w15="http://schemas.microsoft.com/office/word/2012/wordml" xmlns:w16cex="http://schemas.microsoft.com/office/word/2018/wordml/cex" xmlns:w16cid="http://schemas.microsoft.com/office/word/2016/wordml/cid" xmlns:w16="http://schemas.microsoft.com/office/word/2018/wordml" xmlns:w16sdtdh="http://schemas.microsoft.com/office/word/2020/wordml/sdtdatahash" xmlns:w16se="http://schemas.microsoft.com/office/word/2015/wordml/symex" xmlns:wpg="http://schemas.microsoft.com/office/word/2010/wordprocessingGroup" xmlns:wpi="http://schemas.microsoft.com/office/word/2010/wordprocessingInk" xmlns:wne="http://schemas.microsoft.com/office/word/2006/wordml" xmlns:wps="http://schemas.microsoft.com/office/word/2010/wordprocessingShape" mc:Ignorable="w14 w15 w16se w16cid w16 w16cex w16sdtdh wp14">
+<w:document xmlns:wpc="http://schemas.microsoft.com/office/word/2010/wordprocessingCanvas" xmlns:mc="http://schemas.openxmlformats.org/markup-compatibility/2006" xmlns:o="urn:schemas-microsoft-com:office:office" xmlns:r="http://schemas.openxmlformats.org/officeDocument/2006/relationships" xmlns:m="http://schemas.openxmlformats.org/officeDocument/2006/math" xmlns:v="urn:schemas-microsoft-com:vml" xmlns:wp14="http://schemas.microsoft.com/office/word/2010/wordprocessingDrawing" xmlns:wp="http://schemas.openxmlformats.org/drawingml/2006/wordprocessingDrawing" xmlns:w10="urn:schemas-microsoft-com:office:word" xmlns:w="http://schemas.openxmlformats.org/wordprocessingml/2006/main" xmlns:w14="http://schemas.microsoft.com/office/word/2010/wordml" xmlns:w15="http://schemas.microsoft.com/office/word/2012/wordml" xmlns:wpg="http://schemas.microsoft.com/office/word/2010/wordprocessingGroup" xmlns:wpi="http://schemas.microsoft.com/office/word/2010/wordprocessingInk" xmlns:wne="http://schemas.microsoft.com/office/word/2006/wordml" xmlns:wps="http://schemas.microsoft.com/office/word/2010/wordprocessingShape" mc:Ignorable="w14 w15 wp14">
   <w:body>
     <w:p>
       <w:r>
@@ -5830,6 +5830,13 @@
                 <w:lang w:eastAsia="zh-CN"/>
               </w:rPr>
             </w:pPr>
+            <w:r>
+              <w:rPr>
+                <w:bCs/>
+                <w:lang w:eastAsia="zh-CN"/>
+              </w:rPr>
+              <w:t>-</w:t>
+            </w:r>
           </w:p>
         </w:tc>
       </w:tr>
@@ -6075,6 +6082,13 @@
                 <w:lang w:eastAsia="zh-CN"/>
               </w:rPr>
             </w:pPr>
+            <w:r>
+              <w:rPr>
+                <w:bCs/>
+                <w:lang w:eastAsia="zh-CN"/>
+              </w:rPr>
+              <w:t>-</w:t>
+            </w:r>
           </w:p>
         </w:tc>
       </w:tr>
@@ -6188,6 +6202,13 @@
                 <w:lang w:eastAsia="zh-CN"/>
               </w:rPr>
             </w:pPr>
+            <w:r>
+              <w:rPr>
+                <w:bCs/>
+                <w:lang w:eastAsia="zh-CN"/>
+              </w:rPr>
+              <w:t>-</w:t>
+            </w:r>
           </w:p>
         </w:tc>
       </w:tr>
@@ -6396,7 +6417,7 @@
                 <w:bCs/>
                 <w:lang w:eastAsia="zh-CN"/>
               </w:rPr>
-              <w:t>4</w:t>
+              <w:t>8</w:t>
             </w:r>
             <w:r>
               <w:rPr>
@@ -6425,21 +6446,7 @@
                 <w:bCs/>
                 <w:lang w:eastAsia="zh-CN"/>
               </w:rPr>
-              <w:t>2</w:t>
-            </w:r>
-            <w:r>
-              <w:rPr>
-                <w:bCs/>
-                <w:lang w:eastAsia="zh-CN"/>
-              </w:rPr>
-              <w:t>8</w:t>
-            </w:r>
-            <w:r>
-              <w:rPr>
-                <w:bCs/>
-                <w:lang w:eastAsia="zh-CN"/>
-              </w:rPr>
-              <w:t>00</w:t>
+              <w:t>-</w:t>
             </w:r>
           </w:p>
         </w:tc>
@@ -6519,22 +6526,10 @@
                 <w:bCs/>
                 <w:lang w:eastAsia="zh-CN"/>
               </w:rPr>
-              <w:t>2</w:t>
-            </w:r>
-            <w:r>
-              <w:rPr>
-                <w:bCs/>
-                <w:lang w:eastAsia="zh-CN"/>
-              </w:rPr>
-              <w:t>6</w:t>
-            </w:r>
-            <w:r>
-              <w:rPr>
-                <w:bCs/>
-                <w:lang w:eastAsia="zh-CN"/>
-              </w:rPr>
-              <w:t>00</w:t>
-            </w:r>
+              <w:t>3000</w:t>
+            </w:r>
+            <w:bookmarkStart w:id="0" w:name="_GoBack"/>
+            <w:bookmarkEnd w:id="0"/>
           </w:p>
         </w:tc>
         <w:tc>
@@ -6555,14 +6550,7 @@
                 <w:bCs/>
                 <w:lang w:eastAsia="zh-CN"/>
               </w:rPr>
-              <w:t>30</w:t>
-            </w:r>
-            <w:r>
-              <w:rPr>
-                <w:bCs/>
-                <w:lang w:eastAsia="zh-CN"/>
-              </w:rPr>
-              <w:t>00</w:t>
+              <w:t>-</w:t>
             </w:r>
           </w:p>
         </w:tc>
@@ -6811,6 +6799,13 @@
                 <w:lang w:eastAsia="zh-CN"/>
               </w:rPr>
             </w:pPr>
+            <w:r>
+              <w:rPr>
+                <w:bCs/>
+                <w:lang w:eastAsia="zh-CN"/>
+              </w:rPr>
+              <w:t>-</w:t>
+            </w:r>
           </w:p>
         </w:tc>
       </w:tr>
@@ -6912,6 +6907,13 @@
                 <w:lang w:eastAsia="zh-CN"/>
               </w:rPr>
             </w:pPr>
+            <w:r>
+              <w:rPr>
+                <w:bCs/>
+                <w:lang w:eastAsia="zh-CN"/>
+              </w:rPr>
+              <w:t>-</w:t>
+            </w:r>
           </w:p>
         </w:tc>
       </w:tr>
@@ -10790,7 +10792,7 @@
 </file>
 
 <file path=word/endnotes.xml><?xml version="1.0" encoding="utf-8"?>
-<w:endnotes xmlns:wpc="http://schemas.microsoft.com/office/word/2010/wordprocessingCanvas" xmlns:cx="http://schemas.microsoft.com/office/drawing/2014/chartex" xmlns:cx1="http://schemas.microsoft.com/office/drawing/2015/9/8/chartex" xmlns:cx2="http://schemas.microsoft.com/office/drawing/2015/10/21/chartex" xmlns:cx3="http://schemas.microsoft.com/office/drawing/2016/5/9/chartex" xmlns:cx4="http://schemas.microsoft.com/office/drawing/2016/5/10/chartex" xmlns:cx5="http://schemas.microsoft.com/office/drawing/2016/5/11/chartex" xmlns:cx6="http://schemas.microsoft.com/office/drawing/2016/5/12/chartex" xmlns:cx7="http://schemas.microsoft.com/office/drawing/2016/5/13/chartex" xmlns:cx8="http://schemas.microsoft.com/office/drawing/2016/5/14/chartex" xmlns:mc="http://schemas.openxmlformats.org/markup-compatibility/2006" xmlns:aink="http://schemas.microsoft.com/office/drawing/2016/ink" xmlns:am3d="http://schemas.microsoft.com/office/drawing/2017/model3d" xmlns:o="urn:schemas-microsoft-com:office:office" xmlns:r="http://schemas.openxmlformats.org/officeDocument/2006/relationships" xmlns:m="http://schemas.openxmlformats.org/officeDocument/2006/math" xmlns:v="urn:schemas-microsoft-com:vml" xmlns:wp14="http://schemas.microsoft.com/office/word/2010/wordprocessingDrawing" xmlns:wp="http://schemas.openxmlformats.org/drawingml/2006/wordprocessingDrawing" xmlns:w10="urn:schemas-microsoft-com:office:word" xmlns:w="http://schemas.openxmlformats.org/wordprocessingml/2006/main" xmlns:w14="http://schemas.microsoft.com/office/word/2010/wordml" xmlns:w15="http://schemas.microsoft.com/office/word/2012/wordml" xmlns:w16cex="http://schemas.microsoft.com/office/word/2018/wordml/cex" xmlns:w16cid="http://schemas.microsoft.com/office/word/2016/wordml/cid" xmlns:w16="http://schemas.microsoft.com/office/word/2018/wordml" xmlns:w16sdtdh="http://schemas.microsoft.com/office/word/2020/wordml/sdtdatahash" xmlns:w16se="http://schemas.microsoft.com/office/word/2015/wordml/symex" xmlns:wpg="http://schemas.microsoft.com/office/word/2010/wordprocessingGroup" xmlns:wpi="http://schemas.microsoft.com/office/word/2010/wordprocessingInk" xmlns:wne="http://schemas.microsoft.com/office/word/2006/wordml" xmlns:wps="http://schemas.microsoft.com/office/word/2010/wordprocessingShape" mc:Ignorable="w14 w15 w16se w16cid w16 w16cex w16sdtdh wp14">
+<w:endnotes xmlns:wpc="http://schemas.microsoft.com/office/word/2010/wordprocessingCanvas" xmlns:mc="http://schemas.openxmlformats.org/markup-compatibility/2006" xmlns:o="urn:schemas-microsoft-com:office:office" xmlns:r="http://schemas.openxmlformats.org/officeDocument/2006/relationships" xmlns:m="http://schemas.openxmlformats.org/officeDocument/2006/math" xmlns:v="urn:schemas-microsoft-com:vml" xmlns:wp14="http://schemas.microsoft.com/office/word/2010/wordprocessingDrawing" xmlns:wp="http://schemas.openxmlformats.org/drawingml/2006/wordprocessingDrawing" xmlns:w10="urn:schemas-microsoft-com:office:word" xmlns:w="http://schemas.openxmlformats.org/wordprocessingml/2006/main" xmlns:w14="http://schemas.microsoft.com/office/word/2010/wordml" xmlns:w15="http://schemas.microsoft.com/office/word/2012/wordml" xmlns:wpg="http://schemas.microsoft.com/office/word/2010/wordprocessingGroup" xmlns:wpi="http://schemas.microsoft.com/office/word/2010/wordprocessingInk" xmlns:wne="http://schemas.microsoft.com/office/word/2006/wordml" xmlns:wps="http://schemas.microsoft.com/office/word/2010/wordprocessingShape" mc:Ignorable="w14 w15 wp14">
   <w:endnote w:type="separator" w:id="-1">
     <w:p>
       <w:r>
@@ -10809,7 +10811,7 @@
 </file>
 
 <file path=word/footnotes.xml><?xml version="1.0" encoding="utf-8"?>
-<w:footnotes xmlns:wpc="http://schemas.microsoft.com/office/word/2010/wordprocessingCanvas" xmlns:cx="http://schemas.microsoft.com/office/drawing/2014/chartex" xmlns:cx1="http://schemas.microsoft.com/office/drawing/2015/9/8/chartex" xmlns:cx2="http://schemas.microsoft.com/office/drawing/2015/10/21/chartex" xmlns:cx3="http://schemas.microsoft.com/office/drawing/2016/5/9/chartex" xmlns:cx4="http://schemas.microsoft.com/office/drawing/2016/5/10/chartex" xmlns:cx5="http://schemas.microsoft.com/office/drawing/2016/5/11/chartex" xmlns:cx6="http://schemas.microsoft.com/office/drawing/2016/5/12/chartex" xmlns:cx7="http://schemas.microsoft.com/office/drawing/2016/5/13/chartex" xmlns:cx8="http://schemas.microsoft.com/office/drawing/2016/5/14/chartex" xmlns:mc="http://schemas.openxmlformats.org/markup-compatibility/2006" xmlns:aink="http://schemas.microsoft.com/office/drawing/2016/ink" xmlns:am3d="http://schemas.microsoft.com/office/drawing/2017/model3d" xmlns:o="urn:schemas-microsoft-com:office:office" xmlns:r="http://schemas.openxmlformats.org/officeDocument/2006/relationships" xmlns:m="http://schemas.openxmlformats.org/officeDocument/2006/math" xmlns:v="urn:schemas-microsoft-com:vml" xmlns:wp14="http://schemas.microsoft.com/office/word/2010/wordprocessingDrawing" xmlns:wp="http://schemas.openxmlformats.org/drawingml/2006/wordprocessingDrawing" xmlns:w10="urn:schemas-microsoft-com:office:word" xmlns:w="http://schemas.openxmlformats.org/wordprocessingml/2006/main" xmlns:w14="http://schemas.microsoft.com/office/word/2010/wordml" xmlns:w15="http://schemas.microsoft.com/office/word/2012/wordml" xmlns:w16cex="http://schemas.microsoft.com/office/word/2018/wordml/cex" xmlns:w16cid="http://schemas.microsoft.com/office/word/2016/wordml/cid" xmlns:w16="http://schemas.microsoft.com/office/word/2018/wordml" xmlns:w16sdtdh="http://schemas.microsoft.com/office/word/2020/wordml/sdtdatahash" xmlns:w16se="http://schemas.microsoft.com/office/word/2015/wordml/symex" xmlns:wpg="http://schemas.microsoft.com/office/word/2010/wordprocessingGroup" xmlns:wpi="http://schemas.microsoft.com/office/word/2010/wordprocessingInk" xmlns:wne="http://schemas.microsoft.com/office/word/2006/wordml" xmlns:wps="http://schemas.microsoft.com/office/word/2010/wordprocessingShape" mc:Ignorable="w14 w15 w16se w16cid w16 w16cex w16sdtdh wp14">
+<w:footnotes xmlns:wpc="http://schemas.microsoft.com/office/word/2010/wordprocessingCanvas" xmlns:mc="http://schemas.openxmlformats.org/markup-compatibility/2006" xmlns:o="urn:schemas-microsoft-com:office:office" xmlns:r="http://schemas.openxmlformats.org/officeDocument/2006/relationships" xmlns:m="http://schemas.openxmlformats.org/officeDocument/2006/math" xmlns:v="urn:schemas-microsoft-com:vml" xmlns:wp14="http://schemas.microsoft.com/office/word/2010/wordprocessingDrawing" xmlns:wp="http://schemas.openxmlformats.org/drawingml/2006/wordprocessingDrawing" xmlns:w10="urn:schemas-microsoft-com:office:word" xmlns:w="http://schemas.openxmlformats.org/wordprocessingml/2006/main" xmlns:w14="http://schemas.microsoft.com/office/word/2010/wordml" xmlns:w15="http://schemas.microsoft.com/office/word/2012/wordml" xmlns:wpg="http://schemas.microsoft.com/office/word/2010/wordprocessingGroup" xmlns:wpi="http://schemas.microsoft.com/office/word/2010/wordprocessingInk" xmlns:wne="http://schemas.microsoft.com/office/word/2006/wordml" xmlns:wps="http://schemas.microsoft.com/office/word/2010/wordprocessingShape" mc:Ignorable="w14 w15 wp14">
   <w:footnote w:type="separator" w:id="-1">
     <w:p>
       <w:r>
@@ -10828,7 +10830,7 @@
 </file>
 
 <file path=word/header1.xml><?xml version="1.0" encoding="utf-8"?>
-<w:hdr xmlns:wpc="http://schemas.microsoft.com/office/word/2010/wordprocessingCanvas" xmlns:cx="http://schemas.microsoft.com/office/drawing/2014/chartex" xmlns:cx1="http://schemas.microsoft.com/office/drawing/2015/9/8/chartex" xmlns:cx2="http://schemas.microsoft.com/office/drawing/2015/10/21/chartex" xmlns:cx3="http://schemas.microsoft.com/office/drawing/2016/5/9/chartex" xmlns:cx4="http://schemas.microsoft.com/office/drawing/2016/5/10/chartex" xmlns:cx5="http://schemas.microsoft.com/office/drawing/2016/5/11/chartex" xmlns:cx6="http://schemas.microsoft.com/office/drawing/2016/5/12/chartex" xmlns:cx7="http://schemas.microsoft.com/office/drawing/2016/5/13/chartex" xmlns:cx8="http://schemas.microsoft.com/office/drawing/2016/5/14/chartex" xmlns:mc="http://schemas.openxmlformats.org/markup-compatibility/2006" xmlns:aink="http://schemas.microsoft.com/office/drawing/2016/ink" xmlns:am3d="http://schemas.microsoft.com/office/drawing/2017/model3d" xmlns:o="urn:schemas-microsoft-com:office:office" xmlns:r="http://schemas.openxmlformats.org/officeDocument/2006/relationships" xmlns:m="http://schemas.openxmlformats.org/officeDocument/2006/math" xmlns:v="urn:schemas-microsoft-com:vml" xmlns:wp14="http://schemas.microsoft.com/office/word/2010/wordprocessingDrawing" xmlns:wp="http://schemas.openxmlformats.org/drawingml/2006/wordprocessingDrawing" xmlns:w10="urn:schemas-microsoft-com:office:word" xmlns:w="http://schemas.openxmlformats.org/wordprocessingml/2006/main" xmlns:w14="http://schemas.microsoft.com/office/word/2010/wordml" xmlns:w15="http://schemas.microsoft.com/office/word/2012/wordml" xmlns:w16cex="http://schemas.microsoft.com/office/word/2018/wordml/cex" xmlns:w16cid="http://schemas.microsoft.com/office/word/2016/wordml/cid" xmlns:w16="http://schemas.microsoft.com/office/word/2018/wordml" xmlns:w16sdtdh="http://schemas.microsoft.com/office/word/2020/wordml/sdtdatahash" xmlns:w16se="http://schemas.microsoft.com/office/word/2015/wordml/symex" xmlns:wpg="http://schemas.microsoft.com/office/word/2010/wordprocessingGroup" xmlns:wpi="http://schemas.microsoft.com/office/word/2010/wordprocessingInk" xmlns:wne="http://schemas.microsoft.com/office/word/2006/wordml" xmlns:wps="http://schemas.microsoft.com/office/word/2010/wordprocessingShape" mc:Ignorable="w14 w15 w16se w16cid w16 w16cex w16sdtdh wp14">
+<w:hdr xmlns:wpc="http://schemas.microsoft.com/office/word/2010/wordprocessingCanvas" xmlns:mc="http://schemas.openxmlformats.org/markup-compatibility/2006" xmlns:o="urn:schemas-microsoft-com:office:office" xmlns:r="http://schemas.openxmlformats.org/officeDocument/2006/relationships" xmlns:m="http://schemas.openxmlformats.org/officeDocument/2006/math" xmlns:v="urn:schemas-microsoft-com:vml" xmlns:wp14="http://schemas.microsoft.com/office/word/2010/wordprocessingDrawing" xmlns:wp="http://schemas.openxmlformats.org/drawingml/2006/wordprocessingDrawing" xmlns:w10="urn:schemas-microsoft-com:office:word" xmlns:w="http://schemas.openxmlformats.org/wordprocessingml/2006/main" xmlns:w14="http://schemas.microsoft.com/office/word/2010/wordml" xmlns:w15="http://schemas.microsoft.com/office/word/2012/wordml" xmlns:wpg="http://schemas.microsoft.com/office/word/2010/wordprocessingGroup" xmlns:wpi="http://schemas.microsoft.com/office/word/2010/wordprocessingInk" xmlns:wne="http://schemas.microsoft.com/office/word/2006/wordml" xmlns:wps="http://schemas.microsoft.com/office/word/2010/wordprocessingShape" mc:Ignorable="w14 w15 wp14">
   <w:p>
     <w:pPr>
       <w:pStyle w:val="a3"/>
@@ -10891,7 +10893,7 @@
 </file>
 
 <file path=word/numbering.xml><?xml version="1.0" encoding="utf-8"?>
-<w:numbering xmlns:wpc="http://schemas.microsoft.com/office/word/2010/wordprocessingCanvas" xmlns:cx="http://schemas.microsoft.com/office/drawing/2014/chartex" xmlns:cx1="http://schemas.microsoft.com/office/drawing/2015/9/8/chartex" xmlns:cx2="http://schemas.microsoft.com/office/drawing/2015/10/21/chartex" xmlns:cx3="http://schemas.microsoft.com/office/drawing/2016/5/9/chartex" xmlns:cx4="http://schemas.microsoft.com/office/drawing/2016/5/10/chartex" xmlns:cx5="http://schemas.microsoft.com/office/drawing/2016/5/11/chartex" xmlns:cx6="http://schemas.microsoft.com/office/drawing/2016/5/12/chartex" xmlns:cx7="http://schemas.microsoft.com/office/drawing/2016/5/13/chartex" xmlns:cx8="http://schemas.microsoft.com/office/drawing/2016/5/14/chartex" xmlns:mc="http://schemas.openxmlformats.org/markup-compatibility/2006" xmlns:aink="http://schemas.microsoft.com/office/drawing/2016/ink" xmlns:am3d="http://schemas.microsoft.com/office/drawing/2017/model3d" xmlns:o="urn:schemas-microsoft-com:office:office" xmlns:r="http://schemas.openxmlformats.org/officeDocument/2006/relationships" xmlns:m="http://schemas.openxmlformats.org/officeDocument/2006/math" xmlns:v="urn:schemas-microsoft-com:vml" xmlns:wp14="http://schemas.microsoft.com/office/word/2010/wordprocessingDrawing" xmlns:wp="http://schemas.openxmlformats.org/drawingml/2006/wordprocessingDrawing" xmlns:w10="urn:schemas-microsoft-com:office:word" xmlns:w="http://schemas.openxmlformats.org/wordprocessingml/2006/main" xmlns:w14="http://schemas.microsoft.com/office/word/2010/wordml" xmlns:w15="http://schemas.microsoft.com/office/word/2012/wordml" xmlns:w16cex="http://schemas.microsoft.com/office/word/2018/wordml/cex" xmlns:w16cid="http://schemas.microsoft.com/office/word/2016/wordml/cid" xmlns:w16="http://schemas.microsoft.com/office/word/2018/wordml" xmlns:w16sdtdh="http://schemas.microsoft.com/office/word/2020/wordml/sdtdatahash" xmlns:w16se="http://schemas.microsoft.com/office/word/2015/wordml/symex" xmlns:wpg="http://schemas.microsoft.com/office/word/2010/wordprocessingGroup" xmlns:wpi="http://schemas.microsoft.com/office/word/2010/wordprocessingInk" xmlns:wne="http://schemas.microsoft.com/office/word/2006/wordml" xmlns:wps="http://schemas.microsoft.com/office/word/2010/wordprocessingShape" mc:Ignorable="w14 w15 w16se w16cid w16 w16cex w16sdtdh wp14">
+<w:numbering xmlns:wpc="http://schemas.microsoft.com/office/word/2010/wordprocessingCanvas" xmlns:mc="http://schemas.openxmlformats.org/markup-compatibility/2006" xmlns:o="urn:schemas-microsoft-com:office:office" xmlns:r="http://schemas.openxmlformats.org/officeDocument/2006/relationships" xmlns:m="http://schemas.openxmlformats.org/officeDocument/2006/math" xmlns:v="urn:schemas-microsoft-com:vml" xmlns:wp14="http://schemas.microsoft.com/office/word/2010/wordprocessingDrawing" xmlns:wp="http://schemas.openxmlformats.org/drawingml/2006/wordprocessingDrawing" xmlns:w10="urn:schemas-microsoft-com:office:word" xmlns:w="http://schemas.openxmlformats.org/wordprocessingml/2006/main" xmlns:w14="http://schemas.microsoft.com/office/word/2010/wordml" xmlns:w15="http://schemas.microsoft.com/office/word/2012/wordml" xmlns:wpg="http://schemas.microsoft.com/office/word/2010/wordprocessingGroup" xmlns:wpi="http://schemas.microsoft.com/office/word/2010/wordprocessingInk" xmlns:wne="http://schemas.microsoft.com/office/word/2006/wordml" xmlns:wps="http://schemas.microsoft.com/office/word/2010/wordprocessingShape" mc:Ignorable="w14 w15 wp14">
   <w:abstractNum w:abstractNumId="0" w15:restartNumberingAfterBreak="0">
     <w:nsid w:val="03DF3F03"/>
     <w:multiLevelType w:val="hybridMultilevel"/>
@@ -11358,7 +11360,7 @@
 </file>
 
 <file path=word/styles.xml><?xml version="1.0" encoding="utf-8"?>
-<w:styles xmlns:mc="http://schemas.openxmlformats.org/markup-compatibility/2006" xmlns:r="http://schemas.openxmlformats.org/officeDocument/2006/relationships" xmlns:w="http://schemas.openxmlformats.org/wordprocessingml/2006/main" xmlns:w14="http://schemas.microsoft.com/office/word/2010/wordml" xmlns:w15="http://schemas.microsoft.com/office/word/2012/wordml" xmlns:w16cex="http://schemas.microsoft.com/office/word/2018/wordml/cex" xmlns:w16cid="http://schemas.microsoft.com/office/word/2016/wordml/cid" xmlns:w16="http://schemas.microsoft.com/office/word/2018/wordml" xmlns:w16sdtdh="http://schemas.microsoft.com/office/word/2020/wordml/sdtdatahash" xmlns:w16se="http://schemas.microsoft.com/office/word/2015/wordml/symex" mc:Ignorable="w14 w15 w16se w16cid w16 w16cex w16sdtdh">
+<w:styles xmlns:mc="http://schemas.openxmlformats.org/markup-compatibility/2006" xmlns:r="http://schemas.openxmlformats.org/officeDocument/2006/relationships" xmlns:w="http://schemas.openxmlformats.org/wordprocessingml/2006/main" xmlns:w14="http://schemas.microsoft.com/office/word/2010/wordml" xmlns:w15="http://schemas.microsoft.com/office/word/2012/wordml" mc:Ignorable="w14 w15">
   <w:docDefaults>
     <w:rPrDefault>
       <w:rPr>
@@ -11368,7 +11370,7 @@
     </w:rPrDefault>
     <w:pPrDefault/>
   </w:docDefaults>
-  <w:latentStyles w:defLockedState="0" w:defUIPriority="0" w:defSemiHidden="0" w:defUnhideWhenUsed="0" w:defQFormat="0" w:count="376">
+  <w:latentStyles w:defLockedState="0" w:defUIPriority="0" w:defSemiHidden="0" w:defUnhideWhenUsed="0" w:defQFormat="0" w:count="371">
     <w:lsdException w:name="Normal" w:qFormat="1"/>
     <w:lsdException w:name="heading 1" w:qFormat="1"/>
     <w:lsdException w:name="heading 2" w:semiHidden="1" w:unhideWhenUsed="1" w:qFormat="1"/>
@@ -11732,11 +11734,6 @@
     <w:lsdException w:name="List Table 5 Dark Accent 6" w:uiPriority="50"/>
     <w:lsdException w:name="List Table 6 Colorful Accent 6" w:uiPriority="51"/>
     <w:lsdException w:name="List Table 7 Colorful Accent 6" w:uiPriority="52"/>
-    <w:lsdException w:name="Mention" w:semiHidden="1" w:uiPriority="99" w:unhideWhenUsed="1"/>
-    <w:lsdException w:name="Smart Hyperlink" w:semiHidden="1" w:uiPriority="99" w:unhideWhenUsed="1"/>
-    <w:lsdException w:name="Hashtag" w:semiHidden="1" w:uiPriority="99" w:unhideWhenUsed="1"/>
-    <w:lsdException w:name="Unresolved Mention" w:semiHidden="1" w:uiPriority="99" w:unhideWhenUsed="1"/>
-    <w:lsdException w:name="Smart Link" w:semiHidden="1" w:uiPriority="99" w:unhideWhenUsed="1"/>
   </w:latentStyles>
   <w:style w:type="paragraph" w:default="1" w:styleId="a">
     <w:name w:val="Normal"/>
